--- a/modelos/tecnica/ModeloTec - Estratégia de solução.docx
+++ b/modelos/tecnica/ModeloTec - Estratégia de solução.docx
@@ -999,7 +999,6 @@
           <w:right w:val="nil"/>
           <w:between w:val="nil"/>
         </w:pBdr>
-        <w:spacing w:line="360" w:lineRule="auto"/>
         <w:jc w:val="both"/>
         <w:rPr>
           <w:rFonts w:ascii="Calibri" w:hAnsi="Calibri" w:cs="Calibri"/>
@@ -1009,14 +1008,14 @@
     <w:p>
       <w:pPr>
         <w:pStyle w:val="CabealhodoSumrio"/>
-        <w:spacing w:before="0" w:after="240"/>
+        <w:spacing w:before="0" w:after="200" w:line="276" w:lineRule="auto"/>
         <w:rPr>
           <w:rFonts w:ascii="Calibri" w:hAnsi="Calibri" w:cs="Calibri"/>
           <w:b/>
           <w:bCs/>
           <w:color w:val="334682"/>
-          <w:sz w:val="44"/>
-          <w:szCs w:val="44"/>
+          <w:sz w:val="42"/>
+          <w:szCs w:val="42"/>
         </w:rPr>
       </w:pPr>
       <w:r>
@@ -1025,8 +1024,8 @@
           <w:b/>
           <w:bCs/>
           <w:color w:val="334682"/>
-          <w:sz w:val="44"/>
-          <w:szCs w:val="44"/>
+          <w:sz w:val="42"/>
+          <w:szCs w:val="42"/>
         </w:rPr>
         <w:t>Sumário</w:t>
       </w:r>
@@ -1070,6 +1069,7 @@
     <w:p>
       <w:pPr>
         <w:pStyle w:val="Ttulo"/>
+        <w:spacing w:after="200"/>
       </w:pPr>
       <w:bookmarkStart w:id="9" w:name="_pp0xcbfe3et7"/>
       <w:bookmarkStart w:id="10" w:name="_Toc191008946"/>
@@ -1142,6 +1142,7 @@
     <w:p>
       <w:pPr>
         <w:pStyle w:val="Ttulo"/>
+        <w:spacing w:after="200"/>
       </w:pPr>
       <w:bookmarkStart w:id="15" w:name="_w8c7046mhf8o"/>
       <w:bookmarkStart w:id="16" w:name="_Toc191008947"/>
@@ -1168,8 +1169,8 @@
       <w:bookmarkStart w:id="21" w:name="_Toc191008948"/>
       <w:bookmarkStart w:id="22" w:name="_Toc191009296"/>
       <w:bookmarkStart w:id="23" w:name="_Toc191012888"/>
+      <w:bookmarkEnd w:id="19"/>
       <w:bookmarkEnd w:id="20"/>
-      <w:bookmarkEnd w:id="19"/>
       <w:r>
         <w:rPr>
           <w:rFonts w:ascii="Calibri" w:eastAsia="Calibri" w:hAnsi="Calibri" w:cs="Calibri"/>
@@ -1310,6 +1311,7 @@
     <w:p>
       <w:pPr>
         <w:pStyle w:val="Ttulo"/>
+        <w:spacing w:after="200"/>
       </w:pPr>
       <w:bookmarkStart w:id="29" w:name="_t3xk1qv5qx76"/>
       <w:bookmarkStart w:id="30" w:name="_Toc191008950"/>
@@ -1429,6 +1431,7 @@
     <w:p>
       <w:pPr>
         <w:pStyle w:val="Ttulo"/>
+        <w:spacing w:after="200"/>
       </w:pPr>
       <w:bookmarkStart w:id="35" w:name="_qidweb9vaqon"/>
       <w:bookmarkStart w:id="36" w:name="_Toc191008951"/>
@@ -1545,6 +1548,7 @@
     <w:p>
       <w:pPr>
         <w:pStyle w:val="Ttulo"/>
+        <w:spacing w:after="200"/>
       </w:pPr>
       <w:bookmarkStart w:id="40" w:name="_75gmj8tr8t6f"/>
       <w:bookmarkStart w:id="41" w:name="_Toc191008952"/>
@@ -1816,8 +1820,6 @@
       <w:pPr>
         <w:rPr>
           <w:rFonts w:ascii="Calibri" w:eastAsia="Calibri" w:hAnsi="Calibri" w:cs="Calibri"/>
-          <w:sz w:val="24"/>
-          <w:szCs w:val="24"/>
           <w:highlight w:val="white"/>
         </w:rPr>
       </w:pPr>
@@ -1825,6 +1827,7 @@
     <w:p>
       <w:pPr>
         <w:pStyle w:val="Ttulo"/>
+        <w:spacing w:after="200"/>
       </w:pPr>
       <w:bookmarkStart w:id="57" w:name="_juh14dl8vd3l"/>
       <w:bookmarkStart w:id="58" w:name="_Toc191008956"/>
@@ -2077,14 +2080,13 @@
         <w:jc w:val="both"/>
         <w:rPr>
           <w:rFonts w:ascii="Calibri" w:eastAsia="Calibri" w:hAnsi="Calibri" w:cs="Calibri"/>
-          <w:sz w:val="24"/>
-          <w:szCs w:val="24"/>
         </w:rPr>
       </w:pPr>
     </w:p>
     <w:p>
       <w:pPr>
         <w:pStyle w:val="Ttulo"/>
+        <w:spacing w:after="200"/>
       </w:pPr>
       <w:bookmarkStart w:id="61" w:name="_rbzn118ukqq"/>
       <w:bookmarkStart w:id="62" w:name="_Toc191008957"/>

--- a/modelos/tecnica/ModeloTec - Estratégia de solução.docx
+++ b/modelos/tecnica/ModeloTec - Estratégia de solução.docx
@@ -1619,7 +1619,7 @@
           <w:sz w:val="34"/>
           <w:szCs w:val="34"/>
         </w:rPr>
-        <w:t>1 - S</w:t>
+        <w:t xml:space="preserve">1 - </w:t>
       </w:r>
       <w:r>
         <w:rPr>
@@ -1627,15 +1627,15 @@
           <w:sz w:val="34"/>
           <w:szCs w:val="34"/>
         </w:rPr>
-        <w:t>S</w:t>
-      </w:r>
-      <w:r>
-        <w:rPr>
-          <w:rFonts w:ascii="Calibri" w:eastAsia="Calibri" w:hAnsi="Calibri" w:cs="Calibri"/>
+        <w:t>CTNI-0534-2021.00-</w:t>
+      </w:r>
+      <w:r>
+        <w:rPr>
+          <w:rFonts w:ascii="Calibri" w:hAnsi="Calibri" w:cs="Calibri"/>
           <w:sz w:val="34"/>
           <w:szCs w:val="34"/>
         </w:rPr>
-        <w:t xml:space="preserve"> </w:t>
+        <w:t>[NNN]</w:t>
       </w:r>
       <w:r>
         <w:rPr>
@@ -1643,15 +1643,15 @@
           <w:sz w:val="34"/>
           <w:szCs w:val="34"/>
         </w:rPr>
-        <w:t>[NNN]/[AAAA]</w:t>
-      </w:r>
-      <w:r>
-        <w:rPr>
-          <w:rFonts w:ascii="Calibri" w:eastAsia="Calibri" w:hAnsi="Calibri" w:cs="Calibri"/>
+        <w:t>-</w:t>
+      </w:r>
+      <w:r>
+        <w:rPr>
+          <w:rFonts w:ascii="Calibri" w:hAnsi="Calibri" w:cs="Calibri"/>
           <w:sz w:val="34"/>
           <w:szCs w:val="34"/>
         </w:rPr>
-        <w:t xml:space="preserve"> </w:t>
+        <w:t>[AAAA]</w:t>
       </w:r>
       <w:r>
         <w:rPr>
@@ -1659,7 +1659,7 @@
           <w:sz w:val="34"/>
           <w:szCs w:val="34"/>
         </w:rPr>
-        <w:t>-</w:t>
+        <w:t xml:space="preserve"> </w:t>
       </w:r>
       <w:r>
         <w:rPr>
@@ -1667,7 +1667,7 @@
           <w:sz w:val="34"/>
           <w:szCs w:val="34"/>
         </w:rPr>
-        <w:t xml:space="preserve"> </w:t>
+        <w:t>-</w:t>
       </w:r>
       <w:r>
         <w:rPr>
@@ -1675,25 +1675,15 @@
           <w:sz w:val="34"/>
           <w:szCs w:val="34"/>
         </w:rPr>
-        <w:t>[</w:t>
-      </w:r>
-      <w:proofErr w:type="gramStart"/>
+        <w:t xml:space="preserve"> </w:t>
+      </w:r>
       <w:r>
         <w:rPr>
           <w:rFonts w:ascii="Calibri" w:eastAsia="Calibri" w:hAnsi="Calibri" w:cs="Calibri"/>
           <w:sz w:val="34"/>
           <w:szCs w:val="34"/>
         </w:rPr>
-        <w:t>TITULO</w:t>
-      </w:r>
-      <w:proofErr w:type="gramEnd"/>
-      <w:r>
-        <w:rPr>
-          <w:rFonts w:ascii="Calibri" w:eastAsia="Calibri" w:hAnsi="Calibri" w:cs="Calibri"/>
-          <w:sz w:val="34"/>
-          <w:szCs w:val="34"/>
-        </w:rPr>
-        <w:t>]</w:t>
+        <w:t>[TITULO]</w:t>
       </w:r>
       <w:bookmarkEnd w:id="45"/>
       <w:bookmarkEnd w:id="46"/>
@@ -1952,25 +1942,7 @@
           <w:sz w:val="24"/>
           <w:szCs w:val="24"/>
         </w:rPr>
-        <w:t xml:space="preserve">As responsabilidades da </w:t>
-      </w:r>
-      <w:proofErr w:type="spellStart"/>
-      <w:r>
-        <w:rPr>
-          <w:rFonts w:ascii="Calibri" w:eastAsia="Calibri" w:hAnsi="Calibri" w:cs="Calibri"/>
-          <w:sz w:val="24"/>
-          <w:szCs w:val="24"/>
-        </w:rPr>
-        <w:t>LogAp</w:t>
-      </w:r>
-      <w:proofErr w:type="spellEnd"/>
-      <w:r>
-        <w:rPr>
-          <w:rFonts w:ascii="Calibri" w:eastAsia="Calibri" w:hAnsi="Calibri" w:cs="Calibri"/>
-          <w:sz w:val="24"/>
-          <w:szCs w:val="24"/>
-        </w:rPr>
-        <w:t xml:space="preserve"> são:</w:t>
+        <w:t>As responsabilidades da LogAp são:</w:t>
       </w:r>
     </w:p>
     <w:p>
@@ -2301,27 +2273,7 @@
         <w:sz w:val="24"/>
         <w:szCs w:val="24"/>
       </w:rPr>
-      <w:t xml:space="preserve"> Rua Tereza Bezerra </w:t>
-    </w:r>
-    <w:proofErr w:type="spellStart"/>
-    <w:r>
-      <w:rPr>
-        <w:rFonts w:ascii="Calibri" w:eastAsia="Calibri" w:hAnsi="Calibri" w:cs="Calibri"/>
-        <w:color w:val="666666"/>
-        <w:sz w:val="24"/>
-        <w:szCs w:val="24"/>
-      </w:rPr>
-      <w:t>Salustino</w:t>
-    </w:r>
-    <w:proofErr w:type="spellEnd"/>
-    <w:r>
-      <w:rPr>
-        <w:rFonts w:ascii="Calibri" w:eastAsia="Calibri" w:hAnsi="Calibri" w:cs="Calibri"/>
-        <w:color w:val="666666"/>
-        <w:sz w:val="24"/>
-        <w:szCs w:val="24"/>
-      </w:rPr>
-      <w:t>, 1901 - Lagoa Nova, Natal/RN, Sala 9, 59075-225</w:t>
+      <w:t xml:space="preserve"> Rua Tereza Bezerra Salustino, 1901 - Lagoa Nova, Natal/RN, Sala 9, 59075-225</w:t>
     </w:r>
   </w:p>
   <w:p>
@@ -2508,21 +2460,7 @@
       <w:rPr>
         <w:color w:val="666666"/>
       </w:rPr>
-      <w:t xml:space="preserve"> Rua da </w:t>
-    </w:r>
-    <w:proofErr w:type="spellStart"/>
-    <w:r>
-      <w:rPr>
-        <w:color w:val="666666"/>
-      </w:rPr>
-      <w:t>Bronzita</w:t>
-    </w:r>
-    <w:proofErr w:type="spellEnd"/>
-    <w:r>
-      <w:rPr>
-        <w:color w:val="666666"/>
-      </w:rPr>
-      <w:t>, 1917, Lagoa Nova, Natal/RN, Sala 3, 59.076-500</w:t>
+      <w:t xml:space="preserve"> Rua da Bronzita, 1917, Lagoa Nova, Natal/RN, Sala 3, 59.076-500</w:t>
     </w:r>
   </w:p>
   <w:p>
@@ -3856,7 +3794,6 @@
   <w:style w:type="character" w:default="1" w:styleId="Fontepargpadro">
     <w:name w:val="Default Paragraph Font"/>
     <w:uiPriority w:val="1"/>
-    <w:semiHidden/>
     <w:unhideWhenUsed/>
   </w:style>
   <w:style w:type="table" w:default="1" w:styleId="Tabelanormal">

--- a/modelos/tecnica/ModeloTec - Estratégia de solução.docx
+++ b/modelos/tecnica/ModeloTec - Estratégia de solução.docx
@@ -1,3 +1,2692 @@
+
+<file path=word/document.xml><?xml version="1.0" encoding="utf-8"?>
+<w:document xmlns:wpc="http://schemas.microsoft.com/office/word/2010/wordprocessingCanvas" xmlns:cx="http://schemas.microsoft.com/office/drawing/2014/chartex" xmlns:cx1="http://schemas.microsoft.com/office/drawing/2015/9/8/chartex" xmlns:cx2="http://schemas.microsoft.com/office/drawing/2015/10/21/chartex" xmlns:cx3="http://schemas.microsoft.com/office/drawing/2016/5/9/chartex" xmlns:cx4="http://schemas.microsoft.com/office/drawing/2016/5/10/chartex" xmlns:cx5="http://schemas.microsoft.com/office/drawing/2016/5/11/chartex" xmlns:cx6="http://schemas.microsoft.com/office/drawing/2016/5/12/chartex" xmlns:cx7="http://schemas.microsoft.com/office/drawing/2016/5/13/chartex" xmlns:cx8="http://schemas.microsoft.com/office/drawing/2016/5/14/chartex" xmlns:mc="http://schemas.openxmlformats.org/markup-compatibility/2006" xmlns:aink="http://schemas.microsoft.com/office/drawing/2016/ink" xmlns:am3d="http://schemas.microsoft.com/office/drawing/2017/model3d" xmlns:o="urn:schemas-microsoft-com:office:office" xmlns:oel="http://schemas.microsoft.com/office/2019/extlst" xmlns:r="http://schemas.openxmlformats.org/officeDocument/2006/relationships" xmlns:m="http://schemas.openxmlformats.org/officeDocument/2006/math" xmlns:v="urn:schemas-microsoft-com:vml" xmlns:wp14="http://schemas.microsoft.com/office/word/2010/wordprocessingDrawing" xmlns:wp="http://schemas.openxmlformats.org/drawingml/2006/wordprocessingDrawing" xmlns:w10="urn:schemas-microsoft-com:office:word" xmlns:w="http://schemas.openxmlformats.org/wordprocessingml/2006/main" xmlns:w14="http://schemas.microsoft.com/office/word/2010/wordml" xmlns:w15="http://schemas.microsoft.com/office/word/2012/wordml" xmlns:w16cex="http://schemas.microsoft.com/office/word/2018/wordml/cex" xmlns:w16cid="http://schemas.microsoft.com/office/word/2016/wordml/cid" xmlns:w16="http://schemas.microsoft.com/office/word/2018/wordml" xmlns:w16du="http://schemas.microsoft.com/office/word/2023/wordml/word16du" xmlns:w16sdtdh="http://schemas.microsoft.com/office/word/2020/wordml/sdtdatahash" xmlns:w16sdtfl="http://schemas.microsoft.com/office/word/2024/wordml/sdtformatlock" xmlns:w16se="http://schemas.microsoft.com/office/word/2015/wordml/symex" xmlns:wpg="http://schemas.microsoft.com/office/word/2010/wordprocessingGroup" xmlns:wpi="http://schemas.microsoft.com/office/word/2010/wordprocessingInk" xmlns:wne="http://schemas.microsoft.com/office/word/2006/wordml" xmlns:wps="http://schemas.microsoft.com/office/word/2010/wordprocessingShape" mc:Ignorable="w14 w15 w16se w16cid w16 w16cex w16sdtdh w16sdtfl w16du wp14">
+  <w:body>
+    <w:p>
+      <w:pPr>
+        <w:rPr>
+          <w:rFonts w:ascii="Calibri" w:hAnsi="Calibri" w:cs="Calibri"/>
+        </w:rPr>
+      </w:pPr>
+      <w:bookmarkStart w:id="0" w:name="_alkxysdga6x8" w:colFirst="0" w:colLast="0"/>
+      <w:bookmarkStart w:id="1" w:name="_Hlk190487182"/>
+      <w:bookmarkEnd w:id="0"/>
+    </w:p>
+    <w:p>
+      <w:pPr>
+        <w:rPr>
+          <w:rFonts w:ascii="Calibri" w:hAnsi="Calibri" w:cs="Calibri"/>
+        </w:rPr>
+      </w:pPr>
+      <w:bookmarkStart w:id="2" w:name="_pt5h7plkpyez" w:colFirst="0" w:colLast="0"/>
+      <w:bookmarkStart w:id="3" w:name="_Hlk190487157"/>
+      <w:bookmarkEnd w:id="2"/>
+    </w:p>
+    <w:p>
+      <w:pPr>
+        <w:rPr>
+          <w:rFonts w:ascii="Calibri" w:hAnsi="Calibri" w:cs="Calibri"/>
+        </w:rPr>
+      </w:pPr>
+    </w:p>
+    <w:p>
+      <w:pPr>
+        <w:rPr>
+          <w:rFonts w:ascii="Calibri" w:hAnsi="Calibri" w:cs="Calibri"/>
+        </w:rPr>
+      </w:pPr>
+    </w:p>
+    <w:p>
+      <w:pPr>
+        <w:rPr>
+          <w:rFonts w:ascii="Calibri" w:hAnsi="Calibri" w:cs="Calibri"/>
+        </w:rPr>
+      </w:pPr>
+    </w:p>
+    <w:p>
+      <w:pPr>
+        <w:rPr>
+          <w:rFonts w:ascii="Calibri" w:hAnsi="Calibri" w:cs="Calibri"/>
+        </w:rPr>
+      </w:pPr>
+    </w:p>
+    <w:p>
+      <w:pPr>
+        <w:rPr>
+          <w:rFonts w:ascii="Calibri" w:hAnsi="Calibri" w:cs="Calibri"/>
+        </w:rPr>
+      </w:pPr>
+    </w:p>
+    <w:p>
+      <w:pPr>
+        <w:rPr>
+          <w:rFonts w:ascii="Calibri" w:hAnsi="Calibri" w:cs="Calibri"/>
+        </w:rPr>
+      </w:pPr>
+    </w:p>
+    <w:p>
+      <w:pPr>
+        <w:rPr>
+          <w:rFonts w:ascii="Calibri" w:hAnsi="Calibri" w:cs="Calibri"/>
+        </w:rPr>
+      </w:pPr>
+    </w:p>
+    <w:p>
+      <w:pPr>
+        <w:rPr>
+          <w:rFonts w:ascii="Calibri" w:hAnsi="Calibri" w:cs="Calibri"/>
+        </w:rPr>
+      </w:pPr>
+    </w:p>
+    <w:p>
+      <w:pPr>
+        <w:rPr>
+          <w:rFonts w:ascii="Calibri" w:hAnsi="Calibri" w:cs="Calibri"/>
+        </w:rPr>
+      </w:pPr>
+    </w:p>
+    <w:p>
+      <w:pPr>
+        <w:rPr>
+          <w:rFonts w:ascii="Calibri" w:hAnsi="Calibri" w:cs="Calibri"/>
+        </w:rPr>
+      </w:pPr>
+      <w:bookmarkStart w:id="4" w:name="_gli44eea0fa8" w:colFirst="0" w:colLast="0"/>
+      <w:bookmarkEnd w:id="4"/>
+    </w:p>
+    <w:p>
+      <w:pPr>
+        <w:rPr>
+          <w:rFonts w:ascii="Calibri" w:hAnsi="Calibri" w:cs="Calibri"/>
+        </w:rPr>
+      </w:pPr>
+    </w:p>
+    <w:p>
+      <w:pPr>
+        <w:rPr>
+          <w:rFonts w:ascii="Calibri" w:hAnsi="Calibri" w:cs="Calibri"/>
+        </w:rPr>
+      </w:pPr>
+    </w:p>
+    <w:bookmarkEnd w:id="1"/>
+    <w:p>
+      <w:pPr>
+        <w:spacing w:before="240" w:after="240"/>
+        <w:jc w:val="right"/>
+        <w:rPr>
+          <w:rFonts w:ascii="Calibri" w:hAnsi="Calibri" w:cs="Calibri"/>
+          <w:sz w:val="48"/>
+          <w:szCs w:val="48"/>
+        </w:rPr>
+      </w:pPr>
+      <w:r>
+        <w:rPr>
+          <w:rFonts w:ascii="Calibri" w:hAnsi="Calibri" w:cs="Calibri"/>
+          <w:b/>
+          <w:color w:val="334682"/>
+          <w:sz w:val="48"/>
+          <w:szCs w:val="48"/>
+        </w:rPr>
+        <w:t>Estratégia da Solução</w:t>
+      </w:r>
+    </w:p>
+    <w:p>
+      <w:pPr>
+        <w:spacing w:before="240" w:after="240"/>
+        <w:jc w:val="right"/>
+        <w:rPr>
+          <w:rFonts w:ascii="Calibri" w:hAnsi="Calibri" w:cs="Calibri"/>
+          <w:b/>
+          <w:bCs/>
+          <w:color w:val="334682"/>
+          <w:sz w:val="28"/>
+          <w:szCs w:val="28"/>
+        </w:rPr>
+      </w:pPr>
+      <w:r>
+        <w:rPr>
+          <w:rFonts w:ascii="Calibri" w:hAnsi="Calibri" w:cs="Calibri"/>
+          <w:b/>
+          <w:bCs/>
+          <w:color w:val="334682"/>
+          <w:sz w:val="28"/>
+          <w:szCs w:val="28"/>
+        </w:rPr>
+        <w:t>SS-CTNI-0534-2021.00</w:t>
+      </w:r>
+      <w:r>
+        <w:rPr>
+          <w:rFonts w:ascii="Calibri" w:hAnsi="Calibri" w:cs="Calibri"/>
+          <w:b/>
+          <w:bCs/>
+          <w:color w:val="334682"/>
+          <w:sz w:val="28"/>
+          <w:szCs w:val="28"/>
+        </w:rPr>
+        <w:t>-[NNN]-[AAAA]</w:t>
+      </w:r>
+    </w:p>
+    <w:p>
+      <w:pPr>
+        <w:rPr>
+          <w:rFonts w:ascii="Calibri" w:hAnsi="Calibri" w:cs="Calibri"/>
+        </w:rPr>
+      </w:pPr>
+    </w:p>
+    <w:p>
+      <w:pPr>
+        <w:rPr>
+          <w:rFonts w:ascii="Calibri" w:hAnsi="Calibri" w:cs="Calibri"/>
+        </w:rPr>
+      </w:pPr>
+    </w:p>
+    <w:p>
+      <w:pPr>
+        <w:rPr>
+          <w:rFonts w:ascii="Calibri" w:hAnsi="Calibri" w:cs="Calibri"/>
+        </w:rPr>
+      </w:pPr>
+    </w:p>
+    <w:p>
+      <w:pPr>
+        <w:rPr>
+          <w:rFonts w:ascii="Calibri" w:hAnsi="Calibri" w:cs="Calibri"/>
+        </w:rPr>
+      </w:pPr>
+    </w:p>
+    <w:p>
+      <w:pPr>
+        <w:rPr>
+          <w:rFonts w:ascii="Calibri" w:hAnsi="Calibri" w:cs="Calibri"/>
+        </w:rPr>
+      </w:pPr>
+    </w:p>
+    <w:p>
+      <w:pPr>
+        <w:rPr>
+          <w:rFonts w:ascii="Calibri" w:hAnsi="Calibri" w:cs="Calibri"/>
+        </w:rPr>
+      </w:pPr>
+    </w:p>
+    <w:p>
+      <w:pPr>
+        <w:pBdr>
+          <w:top w:val="nil"/>
+          <w:left w:val="nil"/>
+          <w:bottom w:val="nil"/>
+          <w:right w:val="nil"/>
+          <w:between w:val="nil"/>
+        </w:pBdr>
+        <w:spacing w:before="240" w:after="240"/>
+        <w:jc w:val="right"/>
+        <w:rPr>
+          <w:rFonts w:ascii="Calibri" w:hAnsi="Calibri" w:cs="Calibri"/>
+          <w:b/>
+          <w:color w:val="334682"/>
+          <w:sz w:val="28"/>
+          <w:szCs w:val="28"/>
+        </w:rPr>
+      </w:pPr>
+      <w:r>
+        <w:rPr>
+          <w:rFonts w:ascii="Calibri" w:hAnsi="Calibri" w:cs="Calibri"/>
+          <w:b/>
+          <w:color w:val="334682"/>
+          <w:sz w:val="28"/>
+          <w:szCs w:val="28"/>
+        </w:rPr>
+        <w:t>Versão 1.0</w:t>
+      </w:r>
+      <w:bookmarkStart w:id="5" w:name="_ht9zwna7w4do" w:colFirst="0" w:colLast="0"/>
+      <w:bookmarkEnd w:id="5"/>
+    </w:p>
+    <w:p>
+      <w:pPr>
+        <w:pBdr>
+          <w:top w:val="nil"/>
+          <w:left w:val="nil"/>
+          <w:bottom w:val="nil"/>
+          <w:right w:val="nil"/>
+          <w:between w:val="nil"/>
+        </w:pBdr>
+        <w:spacing w:before="240" w:after="240"/>
+        <w:jc w:val="right"/>
+        <w:rPr>
+          <w:rFonts w:ascii="Calibri" w:hAnsi="Calibri" w:cs="Calibri"/>
+          <w:b/>
+          <w:color w:val="334682"/>
+          <w:sz w:val="28"/>
+          <w:szCs w:val="28"/>
+        </w:rPr>
+      </w:pPr>
+      <w:r>
+        <w:rPr>
+          <w:rFonts w:ascii="Calibri" w:hAnsi="Calibri" w:cs="Calibri"/>
+          <w:b/>
+          <w:color w:val="334682"/>
+          <w:sz w:val="28"/>
+          <w:szCs w:val="28"/>
+        </w:rPr>
+        <w:t>[DATA_ATUAL]</w:t>
+      </w:r>
+      <w:bookmarkStart w:id="6" w:name="_i2upxltnlkdd" w:colFirst="0" w:colLast="0"/>
+      <w:bookmarkEnd w:id="6"/>
+    </w:p>
+    <w:p>
+      <w:pPr>
+        <w:rPr>
+          <w:rFonts w:ascii="Calibri" w:hAnsi="Calibri" w:cs="Calibri"/>
+          <w:b/>
+          <w:color w:val="334682"/>
+          <w:sz w:val="42"/>
+          <w:szCs w:val="42"/>
+        </w:rPr>
+      </w:pPr>
+      <w:bookmarkStart w:id="7" w:name="_Hlk190962116"/>
+      <w:r>
+        <w:rPr>
+          <w:rFonts w:ascii="Calibri" w:hAnsi="Calibri" w:cs="Calibri"/>
+        </w:rPr>
+        <w:br w:type="page"/>
+      </w:r>
+      <w:bookmarkEnd w:id="3"/>
+    </w:p>
+    <w:bookmarkEnd w:id="7"/>
+    <w:p>
+      <w:pPr>
+        <w:rPr>
+          <w:rFonts w:ascii="Calibri" w:hAnsi="Calibri" w:cs="Calibri"/>
+        </w:rPr>
+      </w:pPr>
+    </w:p>
+    <w:p>
+      <w:pPr>
+        <w:jc w:val="center"/>
+        <w:rPr>
+          <w:rFonts w:ascii="Calibri" w:eastAsia="Calibri" w:hAnsi="Calibri" w:cs="Calibri"/>
+        </w:rPr>
+      </w:pPr>
+      <w:r>
+        <w:rPr>
+          <w:rFonts w:ascii="Calibri" w:eastAsia="Calibri" w:hAnsi="Calibri" w:cs="Calibri"/>
+          <w:b/>
+          <w:color w:val="334682"/>
+          <w:sz w:val="42"/>
+          <w:szCs w:val="42"/>
+        </w:rPr>
+        <w:t>Histórico de Revisão</w:t>
+      </w:r>
+    </w:p>
+    <w:p>
+      <w:pPr>
+        <w:spacing w:before="240" w:after="240"/>
+        <w:rPr>
+          <w:rFonts w:ascii="Calibri" w:eastAsia="Calibri" w:hAnsi="Calibri" w:cs="Calibri"/>
+        </w:rPr>
+      </w:pPr>
+      <w:r>
+        <w:rPr>
+          <w:rFonts w:ascii="Calibri" w:eastAsia="Calibri" w:hAnsi="Calibri" w:cs="Calibri"/>
+        </w:rPr>
+        <w:t xml:space="preserve"> </w:t>
+      </w:r>
+    </w:p>
+    <w:tbl>
+      <w:tblPr>
+        <w:tblStyle w:val="a"/>
+        <w:tblW w:w="9630" w:type="dxa"/>
+        <w:tblInd w:w="2" w:type="dxa"/>
+        <w:tblBorders>
+          <w:top w:val="nil"/>
+          <w:left w:val="nil"/>
+          <w:bottom w:val="nil"/>
+          <w:right w:val="nil"/>
+          <w:insideH w:val="nil"/>
+          <w:insideV w:val="nil"/>
+        </w:tblBorders>
+        <w:tblLayout w:type="fixed"/>
+        <w:tblLook w:val="0600" w:firstRow="0" w:lastRow="0" w:firstColumn="0" w:lastColumn="0" w:noHBand="1" w:noVBand="1"/>
+      </w:tblPr>
+      <w:tblGrid>
+        <w:gridCol w:w="1785"/>
+        <w:gridCol w:w="5475"/>
+        <w:gridCol w:w="2370"/>
+      </w:tblGrid>
+      <w:tr>
+        <w:trPr>
+          <w:trHeight w:val="460"/>
+        </w:trPr>
+        <w:tc>
+          <w:tcPr>
+            <w:tcW w:w="1785" w:type="dxa"/>
+            <w:tcBorders>
+              <w:top w:val="single" w:sz="8" w:space="0" w:color="000000" w:themeColor="text1"/>
+              <w:left w:val="single" w:sz="8" w:space="0" w:color="000000" w:themeColor="text1"/>
+              <w:bottom w:val="single" w:sz="8" w:space="0" w:color="000000" w:themeColor="text1"/>
+              <w:right w:val="single" w:sz="8" w:space="0" w:color="000000" w:themeColor="text1"/>
+            </w:tcBorders>
+            <w:tcMar>
+              <w:top w:w="100" w:type="dxa"/>
+              <w:left w:w="100" w:type="dxa"/>
+              <w:bottom w:w="100" w:type="dxa"/>
+              <w:right w:w="100" w:type="dxa"/>
+            </w:tcMar>
+          </w:tcPr>
+          <w:p>
+            <w:pPr>
+              <w:spacing w:before="240" w:after="240" w:line="240" w:lineRule="auto"/>
+              <w:rPr>
+                <w:rFonts w:ascii="Calibri" w:eastAsia="Calibri" w:hAnsi="Calibri" w:cs="Calibri"/>
+                <w:b/>
+                <w:sz w:val="24"/>
+                <w:szCs w:val="24"/>
+              </w:rPr>
+            </w:pPr>
+            <w:r>
+              <w:rPr>
+                <w:rFonts w:ascii="Calibri" w:eastAsia="Calibri" w:hAnsi="Calibri" w:cs="Calibri"/>
+                <w:b/>
+                <w:sz w:val="24"/>
+                <w:szCs w:val="24"/>
+              </w:rPr>
+              <w:t>Data</w:t>
+            </w:r>
+          </w:p>
+        </w:tc>
+        <w:tc>
+          <w:tcPr>
+            <w:tcW w:w="5475" w:type="dxa"/>
+            <w:tcBorders>
+              <w:top w:val="single" w:sz="8" w:space="0" w:color="000000" w:themeColor="text1"/>
+              <w:left w:val="nil"/>
+              <w:bottom w:val="single" w:sz="8" w:space="0" w:color="000000" w:themeColor="text1"/>
+              <w:right w:val="single" w:sz="8" w:space="0" w:color="000000" w:themeColor="text1"/>
+            </w:tcBorders>
+            <w:tcMar>
+              <w:top w:w="100" w:type="dxa"/>
+              <w:left w:w="100" w:type="dxa"/>
+              <w:bottom w:w="100" w:type="dxa"/>
+              <w:right w:w="100" w:type="dxa"/>
+            </w:tcMar>
+          </w:tcPr>
+          <w:p>
+            <w:pPr>
+              <w:spacing w:before="240" w:after="240" w:line="240" w:lineRule="auto"/>
+              <w:rPr>
+                <w:rFonts w:ascii="Calibri" w:eastAsia="Calibri" w:hAnsi="Calibri" w:cs="Calibri"/>
+                <w:b/>
+                <w:sz w:val="24"/>
+                <w:szCs w:val="24"/>
+              </w:rPr>
+            </w:pPr>
+            <w:r>
+              <w:rPr>
+                <w:rFonts w:ascii="Calibri" w:eastAsia="Calibri" w:hAnsi="Calibri" w:cs="Calibri"/>
+                <w:b/>
+                <w:sz w:val="24"/>
+                <w:szCs w:val="24"/>
+              </w:rPr>
+              <w:t>Descrição</w:t>
+            </w:r>
+          </w:p>
+        </w:tc>
+        <w:tc>
+          <w:tcPr>
+            <w:tcW w:w="2370" w:type="dxa"/>
+            <w:tcBorders>
+              <w:top w:val="single" w:sz="8" w:space="0" w:color="000000" w:themeColor="text1"/>
+              <w:left w:val="nil"/>
+              <w:bottom w:val="single" w:sz="8" w:space="0" w:color="000000" w:themeColor="text1"/>
+              <w:right w:val="single" w:sz="8" w:space="0" w:color="000000" w:themeColor="text1"/>
+            </w:tcBorders>
+            <w:tcMar>
+              <w:top w:w="100" w:type="dxa"/>
+              <w:left w:w="100" w:type="dxa"/>
+              <w:bottom w:w="100" w:type="dxa"/>
+              <w:right w:w="100" w:type="dxa"/>
+            </w:tcMar>
+          </w:tcPr>
+          <w:p>
+            <w:pPr>
+              <w:spacing w:before="240" w:after="240" w:line="240" w:lineRule="auto"/>
+              <w:rPr>
+                <w:rFonts w:ascii="Calibri" w:eastAsia="Calibri" w:hAnsi="Calibri" w:cs="Calibri"/>
+                <w:b/>
+                <w:sz w:val="24"/>
+                <w:szCs w:val="24"/>
+              </w:rPr>
+            </w:pPr>
+            <w:r>
+              <w:rPr>
+                <w:rFonts w:ascii="Calibri" w:eastAsia="Calibri" w:hAnsi="Calibri" w:cs="Calibri"/>
+                <w:b/>
+                <w:sz w:val="24"/>
+                <w:szCs w:val="24"/>
+              </w:rPr>
+              <w:t>Autor</w:t>
+            </w:r>
+          </w:p>
+        </w:tc>
+      </w:tr>
+      <w:tr>
+        <w:trPr>
+          <w:trHeight w:val="560"/>
+        </w:trPr>
+        <w:tc>
+          <w:tcPr>
+            <w:tcW w:w="1785" w:type="dxa"/>
+            <w:tcBorders>
+              <w:top w:val="nil"/>
+              <w:left w:val="single" w:sz="8" w:space="0" w:color="000000" w:themeColor="text1"/>
+              <w:bottom w:val="single" w:sz="8" w:space="0" w:color="000000" w:themeColor="text1"/>
+              <w:right w:val="single" w:sz="8" w:space="0" w:color="000000" w:themeColor="text1"/>
+            </w:tcBorders>
+            <w:tcMar>
+              <w:top w:w="100" w:type="dxa"/>
+              <w:left w:w="100" w:type="dxa"/>
+              <w:bottom w:w="100" w:type="dxa"/>
+              <w:right w:w="100" w:type="dxa"/>
+            </w:tcMar>
+            <w:vAlign w:val="center"/>
+          </w:tcPr>
+          <w:p>
+            <w:pPr>
+              <w:spacing w:before="240" w:after="240" w:line="240" w:lineRule="auto"/>
+              <w:rPr>
+                <w:rFonts w:ascii="Calibri" w:eastAsia="Calibri" w:hAnsi="Calibri" w:cs="Calibri"/>
+                <w:sz w:val="24"/>
+                <w:szCs w:val="24"/>
+              </w:rPr>
+            </w:pPr>
+            <w:r>
+              <w:rPr>
+                <w:rFonts w:ascii="Calibri" w:hAnsi="Calibri" w:cs="Calibri"/>
+              </w:rPr>
+              <w:t>[DATA_ATUAL]</w:t>
+            </w:r>
+          </w:p>
+        </w:tc>
+        <w:tc>
+          <w:tcPr>
+            <w:tcW w:w="5475" w:type="dxa"/>
+            <w:tcBorders>
+              <w:top w:val="nil"/>
+              <w:left w:val="nil"/>
+              <w:bottom w:val="single" w:sz="8" w:space="0" w:color="000000" w:themeColor="text1"/>
+              <w:right w:val="single" w:sz="8" w:space="0" w:color="000000" w:themeColor="text1"/>
+            </w:tcBorders>
+            <w:tcMar>
+              <w:top w:w="100" w:type="dxa"/>
+              <w:left w:w="100" w:type="dxa"/>
+              <w:bottom w:w="100" w:type="dxa"/>
+              <w:right w:w="100" w:type="dxa"/>
+            </w:tcMar>
+            <w:vAlign w:val="center"/>
+          </w:tcPr>
+          <w:p>
+            <w:pPr>
+              <w:spacing w:before="240" w:after="240" w:line="240" w:lineRule="auto"/>
+              <w:rPr>
+                <w:rFonts w:ascii="Calibri" w:eastAsia="Calibri" w:hAnsi="Calibri" w:cs="Calibri"/>
+                <w:sz w:val="24"/>
+                <w:szCs w:val="24"/>
+              </w:rPr>
+            </w:pPr>
+            <w:r>
+              <w:rPr>
+                <w:rFonts w:ascii="Calibri" w:hAnsi="Calibri" w:cs="Calibri"/>
+              </w:rPr>
+              <w:t>Criação do documento</w:t>
+            </w:r>
+          </w:p>
+        </w:tc>
+        <w:tc>
+          <w:tcPr>
+            <w:tcW w:w="2370" w:type="dxa"/>
+            <w:tcBorders>
+              <w:top w:val="nil"/>
+              <w:left w:val="nil"/>
+              <w:bottom w:val="single" w:sz="8" w:space="0" w:color="000000" w:themeColor="text1"/>
+              <w:right w:val="single" w:sz="8" w:space="0" w:color="000000" w:themeColor="text1"/>
+            </w:tcBorders>
+            <w:tcMar>
+              <w:top w:w="100" w:type="dxa"/>
+              <w:left w:w="100" w:type="dxa"/>
+              <w:bottom w:w="100" w:type="dxa"/>
+              <w:right w:w="100" w:type="dxa"/>
+            </w:tcMar>
+            <w:vAlign w:val="center"/>
+          </w:tcPr>
+          <w:p>
+            <w:pPr>
+              <w:spacing w:before="240" w:after="240" w:line="240" w:lineRule="auto"/>
+              <w:rPr>
+                <w:rFonts w:ascii="Calibri" w:eastAsia="Calibri" w:hAnsi="Calibri" w:cs="Calibri"/>
+                <w:sz w:val="24"/>
+                <w:szCs w:val="24"/>
+              </w:rPr>
+            </w:pPr>
+            <w:r>
+              <w:rPr>
+                <w:rFonts w:ascii="Calibri" w:hAnsi="Calibri" w:cs="Calibri"/>
+              </w:rPr>
+              <w:t>[INICIAIS_AUTOR]</w:t>
+            </w:r>
+          </w:p>
+        </w:tc>
+      </w:tr>
+      <w:tr>
+        <w:trPr>
+          <w:trHeight w:val="180"/>
+        </w:trPr>
+        <w:tc>
+          <w:tcPr>
+            <w:tcW w:w="1785" w:type="dxa"/>
+            <w:tcBorders>
+              <w:top w:val="nil"/>
+              <w:left w:val="single" w:sz="8" w:space="0" w:color="000000" w:themeColor="text1"/>
+              <w:bottom w:val="single" w:sz="8" w:space="0" w:color="000000" w:themeColor="text1"/>
+              <w:right w:val="single" w:sz="8" w:space="0" w:color="000000" w:themeColor="text1"/>
+            </w:tcBorders>
+            <w:tcMar>
+              <w:top w:w="100" w:type="dxa"/>
+              <w:left w:w="100" w:type="dxa"/>
+              <w:bottom w:w="100" w:type="dxa"/>
+              <w:right w:w="100" w:type="dxa"/>
+            </w:tcMar>
+          </w:tcPr>
+          <w:p>
+            <w:pPr>
+              <w:spacing w:before="240" w:after="240" w:line="240" w:lineRule="auto"/>
+              <w:rPr>
+                <w:rFonts w:ascii="Calibri" w:eastAsia="Calibri" w:hAnsi="Calibri" w:cs="Calibri"/>
+                <w:sz w:val="24"/>
+                <w:szCs w:val="24"/>
+              </w:rPr>
+            </w:pPr>
+          </w:p>
+        </w:tc>
+        <w:tc>
+          <w:tcPr>
+            <w:tcW w:w="5475" w:type="dxa"/>
+            <w:tcBorders>
+              <w:top w:val="nil"/>
+              <w:left w:val="nil"/>
+              <w:bottom w:val="single" w:sz="8" w:space="0" w:color="000000" w:themeColor="text1"/>
+              <w:right w:val="single" w:sz="8" w:space="0" w:color="000000" w:themeColor="text1"/>
+            </w:tcBorders>
+            <w:tcMar>
+              <w:top w:w="100" w:type="dxa"/>
+              <w:left w:w="100" w:type="dxa"/>
+              <w:bottom w:w="100" w:type="dxa"/>
+              <w:right w:w="100" w:type="dxa"/>
+            </w:tcMar>
+          </w:tcPr>
+          <w:p>
+            <w:pPr>
+              <w:spacing w:before="240" w:after="240" w:line="240" w:lineRule="auto"/>
+              <w:rPr>
+                <w:rFonts w:ascii="Calibri" w:eastAsia="Calibri" w:hAnsi="Calibri" w:cs="Calibri"/>
+                <w:sz w:val="24"/>
+                <w:szCs w:val="24"/>
+              </w:rPr>
+            </w:pPr>
+          </w:p>
+        </w:tc>
+        <w:tc>
+          <w:tcPr>
+            <w:tcW w:w="2370" w:type="dxa"/>
+            <w:tcBorders>
+              <w:top w:val="nil"/>
+              <w:left w:val="nil"/>
+              <w:bottom w:val="single" w:sz="8" w:space="0" w:color="000000" w:themeColor="text1"/>
+              <w:right w:val="single" w:sz="8" w:space="0" w:color="000000" w:themeColor="text1"/>
+            </w:tcBorders>
+            <w:tcMar>
+              <w:top w:w="100" w:type="dxa"/>
+              <w:left w:w="100" w:type="dxa"/>
+              <w:bottom w:w="100" w:type="dxa"/>
+              <w:right w:w="100" w:type="dxa"/>
+            </w:tcMar>
+          </w:tcPr>
+          <w:p>
+            <w:pPr>
+              <w:spacing w:before="240" w:after="240" w:line="240" w:lineRule="auto"/>
+              <w:rPr>
+                <w:rFonts w:ascii="Calibri" w:eastAsia="Calibri" w:hAnsi="Calibri" w:cs="Calibri"/>
+                <w:sz w:val="24"/>
+                <w:szCs w:val="24"/>
+              </w:rPr>
+            </w:pPr>
+          </w:p>
+        </w:tc>
+      </w:tr>
+      <w:tr>
+        <w:trPr>
+          <w:trHeight w:val="480"/>
+        </w:trPr>
+        <w:tc>
+          <w:tcPr>
+            <w:tcW w:w="1785" w:type="dxa"/>
+            <w:tcBorders>
+              <w:top w:val="nil"/>
+              <w:left w:val="single" w:sz="8" w:space="0" w:color="000000" w:themeColor="text1"/>
+              <w:bottom w:val="single" w:sz="8" w:space="0" w:color="000000" w:themeColor="text1"/>
+              <w:right w:val="single" w:sz="8" w:space="0" w:color="000000" w:themeColor="text1"/>
+            </w:tcBorders>
+            <w:tcMar>
+              <w:top w:w="100" w:type="dxa"/>
+              <w:left w:w="100" w:type="dxa"/>
+              <w:bottom w:w="100" w:type="dxa"/>
+              <w:right w:w="100" w:type="dxa"/>
+            </w:tcMar>
+          </w:tcPr>
+          <w:p>
+            <w:pPr>
+              <w:spacing w:before="240" w:after="240" w:line="240" w:lineRule="auto"/>
+              <w:rPr>
+                <w:rFonts w:ascii="Calibri" w:eastAsia="Calibri" w:hAnsi="Calibri" w:cs="Calibri"/>
+                <w:sz w:val="24"/>
+                <w:szCs w:val="24"/>
+              </w:rPr>
+            </w:pPr>
+          </w:p>
+        </w:tc>
+        <w:tc>
+          <w:tcPr>
+            <w:tcW w:w="5475" w:type="dxa"/>
+            <w:tcBorders>
+              <w:top w:val="nil"/>
+              <w:left w:val="nil"/>
+              <w:bottom w:val="single" w:sz="8" w:space="0" w:color="000000" w:themeColor="text1"/>
+              <w:right w:val="single" w:sz="8" w:space="0" w:color="000000" w:themeColor="text1"/>
+            </w:tcBorders>
+            <w:tcMar>
+              <w:top w:w="100" w:type="dxa"/>
+              <w:left w:w="100" w:type="dxa"/>
+              <w:bottom w:w="100" w:type="dxa"/>
+              <w:right w:w="100" w:type="dxa"/>
+            </w:tcMar>
+          </w:tcPr>
+          <w:p>
+            <w:pPr>
+              <w:spacing w:before="240" w:after="240" w:line="240" w:lineRule="auto"/>
+              <w:rPr>
+                <w:rFonts w:ascii="Calibri" w:eastAsia="Calibri" w:hAnsi="Calibri" w:cs="Calibri"/>
+                <w:sz w:val="24"/>
+                <w:szCs w:val="24"/>
+              </w:rPr>
+            </w:pPr>
+          </w:p>
+        </w:tc>
+        <w:tc>
+          <w:tcPr>
+            <w:tcW w:w="2370" w:type="dxa"/>
+            <w:tcBorders>
+              <w:top w:val="nil"/>
+              <w:left w:val="nil"/>
+              <w:bottom w:val="single" w:sz="8" w:space="0" w:color="000000" w:themeColor="text1"/>
+              <w:right w:val="single" w:sz="8" w:space="0" w:color="000000" w:themeColor="text1"/>
+            </w:tcBorders>
+            <w:tcMar>
+              <w:top w:w="100" w:type="dxa"/>
+              <w:left w:w="100" w:type="dxa"/>
+              <w:bottom w:w="100" w:type="dxa"/>
+              <w:right w:w="100" w:type="dxa"/>
+            </w:tcMar>
+          </w:tcPr>
+          <w:p>
+            <w:pPr>
+              <w:spacing w:before="240" w:after="240" w:line="240" w:lineRule="auto"/>
+              <w:rPr>
+                <w:rFonts w:ascii="Calibri" w:eastAsia="Calibri" w:hAnsi="Calibri" w:cs="Calibri"/>
+                <w:sz w:val="24"/>
+                <w:szCs w:val="24"/>
+              </w:rPr>
+            </w:pPr>
+          </w:p>
+        </w:tc>
+      </w:tr>
+      <w:tr>
+        <w:trPr>
+          <w:trHeight w:val="460"/>
+        </w:trPr>
+        <w:tc>
+          <w:tcPr>
+            <w:tcW w:w="1785" w:type="dxa"/>
+            <w:tcBorders>
+              <w:top w:val="nil"/>
+              <w:left w:val="single" w:sz="8" w:space="0" w:color="000000" w:themeColor="text1"/>
+              <w:bottom w:val="single" w:sz="8" w:space="0" w:color="000000" w:themeColor="text1"/>
+              <w:right w:val="single" w:sz="8" w:space="0" w:color="000000" w:themeColor="text1"/>
+            </w:tcBorders>
+            <w:tcMar>
+              <w:top w:w="100" w:type="dxa"/>
+              <w:left w:w="100" w:type="dxa"/>
+              <w:bottom w:w="100" w:type="dxa"/>
+              <w:right w:w="100" w:type="dxa"/>
+            </w:tcMar>
+          </w:tcPr>
+          <w:p>
+            <w:pPr>
+              <w:spacing w:before="240" w:after="240" w:line="240" w:lineRule="auto"/>
+              <w:rPr>
+                <w:rFonts w:ascii="Calibri" w:eastAsia="Calibri" w:hAnsi="Calibri" w:cs="Calibri"/>
+                <w:sz w:val="24"/>
+                <w:szCs w:val="24"/>
+              </w:rPr>
+            </w:pPr>
+            <w:r>
+              <w:rPr>
+                <w:rFonts w:ascii="Calibri" w:eastAsia="Calibri" w:hAnsi="Calibri" w:cs="Calibri"/>
+                <w:sz w:val="24"/>
+                <w:szCs w:val="24"/>
+              </w:rPr>
+              <w:t xml:space="preserve"> </w:t>
+            </w:r>
+          </w:p>
+        </w:tc>
+        <w:tc>
+          <w:tcPr>
+            <w:tcW w:w="5475" w:type="dxa"/>
+            <w:tcBorders>
+              <w:top w:val="nil"/>
+              <w:left w:val="nil"/>
+              <w:bottom w:val="single" w:sz="8" w:space="0" w:color="000000" w:themeColor="text1"/>
+              <w:right w:val="single" w:sz="8" w:space="0" w:color="000000" w:themeColor="text1"/>
+            </w:tcBorders>
+            <w:tcMar>
+              <w:top w:w="100" w:type="dxa"/>
+              <w:left w:w="100" w:type="dxa"/>
+              <w:bottom w:w="100" w:type="dxa"/>
+              <w:right w:w="100" w:type="dxa"/>
+            </w:tcMar>
+          </w:tcPr>
+          <w:p>
+            <w:pPr>
+              <w:spacing w:before="240" w:after="240" w:line="240" w:lineRule="auto"/>
+              <w:rPr>
+                <w:rFonts w:ascii="Calibri" w:eastAsia="Calibri" w:hAnsi="Calibri" w:cs="Calibri"/>
+                <w:sz w:val="24"/>
+                <w:szCs w:val="24"/>
+              </w:rPr>
+            </w:pPr>
+            <w:r>
+              <w:rPr>
+                <w:rFonts w:ascii="Calibri" w:eastAsia="Calibri" w:hAnsi="Calibri" w:cs="Calibri"/>
+                <w:sz w:val="24"/>
+                <w:szCs w:val="24"/>
+              </w:rPr>
+              <w:t xml:space="preserve"> </w:t>
+            </w:r>
+          </w:p>
+        </w:tc>
+        <w:tc>
+          <w:tcPr>
+            <w:tcW w:w="2370" w:type="dxa"/>
+            <w:tcBorders>
+              <w:top w:val="nil"/>
+              <w:left w:val="nil"/>
+              <w:bottom w:val="single" w:sz="8" w:space="0" w:color="000000" w:themeColor="text1"/>
+              <w:right w:val="single" w:sz="8" w:space="0" w:color="000000" w:themeColor="text1"/>
+            </w:tcBorders>
+            <w:tcMar>
+              <w:top w:w="100" w:type="dxa"/>
+              <w:left w:w="100" w:type="dxa"/>
+              <w:bottom w:w="100" w:type="dxa"/>
+              <w:right w:w="100" w:type="dxa"/>
+            </w:tcMar>
+          </w:tcPr>
+          <w:p>
+            <w:pPr>
+              <w:spacing w:before="240" w:after="240" w:line="240" w:lineRule="auto"/>
+              <w:rPr>
+                <w:rFonts w:ascii="Calibri" w:eastAsia="Calibri" w:hAnsi="Calibri" w:cs="Calibri"/>
+                <w:sz w:val="24"/>
+                <w:szCs w:val="24"/>
+              </w:rPr>
+            </w:pPr>
+            <w:r>
+              <w:rPr>
+                <w:rFonts w:ascii="Calibri" w:eastAsia="Calibri" w:hAnsi="Calibri" w:cs="Calibri"/>
+                <w:sz w:val="24"/>
+                <w:szCs w:val="24"/>
+              </w:rPr>
+              <w:t xml:space="preserve"> </w:t>
+            </w:r>
+          </w:p>
+        </w:tc>
+      </w:tr>
+      <w:tr>
+        <w:trPr>
+          <w:trHeight w:val="460"/>
+        </w:trPr>
+        <w:tc>
+          <w:tcPr>
+            <w:tcW w:w="1785" w:type="dxa"/>
+            <w:tcBorders>
+              <w:top w:val="nil"/>
+              <w:left w:val="single" w:sz="8" w:space="0" w:color="000000" w:themeColor="text1"/>
+              <w:bottom w:val="single" w:sz="8" w:space="0" w:color="000000" w:themeColor="text1"/>
+              <w:right w:val="single" w:sz="8" w:space="0" w:color="000000" w:themeColor="text1"/>
+            </w:tcBorders>
+            <w:tcMar>
+              <w:top w:w="100" w:type="dxa"/>
+              <w:left w:w="100" w:type="dxa"/>
+              <w:bottom w:w="100" w:type="dxa"/>
+              <w:right w:w="100" w:type="dxa"/>
+            </w:tcMar>
+          </w:tcPr>
+          <w:p>
+            <w:pPr>
+              <w:spacing w:before="240" w:after="240" w:line="240" w:lineRule="auto"/>
+              <w:rPr>
+                <w:rFonts w:ascii="Calibri" w:eastAsia="Calibri" w:hAnsi="Calibri" w:cs="Calibri"/>
+                <w:sz w:val="24"/>
+                <w:szCs w:val="24"/>
+              </w:rPr>
+            </w:pPr>
+            <w:r>
+              <w:rPr>
+                <w:rFonts w:ascii="Calibri" w:eastAsia="Calibri" w:hAnsi="Calibri" w:cs="Calibri"/>
+                <w:sz w:val="24"/>
+                <w:szCs w:val="24"/>
+              </w:rPr>
+              <w:t xml:space="preserve"> </w:t>
+            </w:r>
+          </w:p>
+        </w:tc>
+        <w:tc>
+          <w:tcPr>
+            <w:tcW w:w="5475" w:type="dxa"/>
+            <w:tcBorders>
+              <w:top w:val="nil"/>
+              <w:left w:val="nil"/>
+              <w:bottom w:val="single" w:sz="8" w:space="0" w:color="000000" w:themeColor="text1"/>
+              <w:right w:val="single" w:sz="8" w:space="0" w:color="000000" w:themeColor="text1"/>
+            </w:tcBorders>
+            <w:tcMar>
+              <w:top w:w="100" w:type="dxa"/>
+              <w:left w:w="100" w:type="dxa"/>
+              <w:bottom w:w="100" w:type="dxa"/>
+              <w:right w:w="100" w:type="dxa"/>
+            </w:tcMar>
+          </w:tcPr>
+          <w:p>
+            <w:pPr>
+              <w:spacing w:before="240" w:after="240" w:line="240" w:lineRule="auto"/>
+              <w:rPr>
+                <w:rFonts w:ascii="Calibri" w:eastAsia="Calibri" w:hAnsi="Calibri" w:cs="Calibri"/>
+                <w:sz w:val="24"/>
+                <w:szCs w:val="24"/>
+              </w:rPr>
+            </w:pPr>
+            <w:r>
+              <w:rPr>
+                <w:rFonts w:ascii="Calibri" w:eastAsia="Calibri" w:hAnsi="Calibri" w:cs="Calibri"/>
+                <w:sz w:val="24"/>
+                <w:szCs w:val="24"/>
+              </w:rPr>
+              <w:t xml:space="preserve"> </w:t>
+            </w:r>
+          </w:p>
+        </w:tc>
+        <w:tc>
+          <w:tcPr>
+            <w:tcW w:w="2370" w:type="dxa"/>
+            <w:tcBorders>
+              <w:top w:val="nil"/>
+              <w:left w:val="nil"/>
+              <w:bottom w:val="single" w:sz="8" w:space="0" w:color="000000" w:themeColor="text1"/>
+              <w:right w:val="single" w:sz="8" w:space="0" w:color="000000" w:themeColor="text1"/>
+            </w:tcBorders>
+            <w:tcMar>
+              <w:top w:w="100" w:type="dxa"/>
+              <w:left w:w="100" w:type="dxa"/>
+              <w:bottom w:w="100" w:type="dxa"/>
+              <w:right w:w="100" w:type="dxa"/>
+            </w:tcMar>
+          </w:tcPr>
+          <w:p>
+            <w:pPr>
+              <w:spacing w:before="240" w:after="240" w:line="240" w:lineRule="auto"/>
+              <w:rPr>
+                <w:rFonts w:ascii="Calibri" w:eastAsia="Calibri" w:hAnsi="Calibri" w:cs="Calibri"/>
+                <w:sz w:val="24"/>
+                <w:szCs w:val="24"/>
+              </w:rPr>
+            </w:pPr>
+            <w:r>
+              <w:rPr>
+                <w:rFonts w:ascii="Calibri" w:eastAsia="Calibri" w:hAnsi="Calibri" w:cs="Calibri"/>
+                <w:sz w:val="24"/>
+                <w:szCs w:val="24"/>
+              </w:rPr>
+              <w:t xml:space="preserve"> </w:t>
+            </w:r>
+          </w:p>
+        </w:tc>
+      </w:tr>
+    </w:tbl>
+    <w:p>
+      <w:pPr>
+        <w:pBdr>
+          <w:top w:val="nil"/>
+          <w:left w:val="nil"/>
+          <w:bottom w:val="nil"/>
+          <w:right w:val="nil"/>
+          <w:between w:val="nil"/>
+        </w:pBdr>
+        <w:spacing w:before="240" w:after="240" w:line="360" w:lineRule="auto"/>
+        <w:jc w:val="both"/>
+        <w:rPr>
+          <w:rFonts w:ascii="Calibri" w:hAnsi="Calibri" w:cs="Calibri"/>
+        </w:rPr>
+      </w:pPr>
+      <w:r>
+        <w:rPr>
+          <w:rFonts w:ascii="Calibri" w:hAnsi="Calibri" w:cs="Calibri"/>
+        </w:rPr>
+        <w:br w:type="page"/>
+      </w:r>
+    </w:p>
+    <w:p>
+      <w:pPr>
+        <w:pBdr>
+          <w:top w:val="nil"/>
+          <w:left w:val="nil"/>
+          <w:bottom w:val="nil"/>
+          <w:right w:val="nil"/>
+          <w:between w:val="nil"/>
+        </w:pBdr>
+        <w:jc w:val="both"/>
+        <w:rPr>
+          <w:rFonts w:ascii="Calibri" w:hAnsi="Calibri" w:cs="Calibri"/>
+        </w:rPr>
+      </w:pPr>
+    </w:p>
+    <w:p>
+      <w:pPr>
+        <w:pStyle w:val="CabealhodoSumrio"/>
+        <w:spacing w:before="0" w:after="200" w:line="276" w:lineRule="auto"/>
+        <w:rPr>
+          <w:rFonts w:ascii="Calibri" w:hAnsi="Calibri" w:cs="Calibri"/>
+          <w:b/>
+          <w:bCs/>
+          <w:color w:val="334682"/>
+          <w:sz w:val="42"/>
+          <w:szCs w:val="42"/>
+        </w:rPr>
+      </w:pPr>
+      <w:r>
+        <w:rPr>
+          <w:rFonts w:ascii="Calibri" w:hAnsi="Calibri" w:cs="Calibri"/>
+          <w:b/>
+          <w:bCs/>
+          <w:color w:val="334682"/>
+          <w:sz w:val="42"/>
+          <w:szCs w:val="42"/>
+        </w:rPr>
+        <w:t>Sumário</w:t>
+      </w:r>
+    </w:p>
+    <w:p>
+      <w:pPr>
+        <w:rPr>
+          <w:rFonts w:ascii="Calibri" w:hAnsi="Calibri" w:cs="Calibri"/>
+        </w:rPr>
+      </w:pPr>
+      <w:bookmarkStart w:id="8" w:name="_y0pa65pm7hu" w:colFirst="0" w:colLast="0"/>
+      <w:bookmarkEnd w:id="8"/>
+    </w:p>
+    <w:p>
+      <w:pPr>
+        <w:rPr>
+          <w:rFonts w:ascii="Calibri" w:hAnsi="Calibri" w:cs="Calibri"/>
+        </w:rPr>
+      </w:pPr>
+    </w:p>
+    <w:p>
+      <w:pPr>
+        <w:rPr>
+          <w:rFonts w:ascii="Calibri" w:hAnsi="Calibri" w:cs="Calibri"/>
+        </w:rPr>
+      </w:pPr>
+      <w:r>
+        <w:rPr>
+          <w:rFonts w:ascii="Calibri" w:hAnsi="Calibri" w:cs="Calibri"/>
+        </w:rPr>
+        <w:br w:type="page"/>
+      </w:r>
+    </w:p>
+    <w:p>
+      <w:pPr>
+        <w:rPr>
+          <w:rFonts w:ascii="Calibri" w:hAnsi="Calibri" w:cs="Calibri"/>
+        </w:rPr>
+      </w:pPr>
+    </w:p>
+    <w:p>
+      <w:pPr>
+        <w:pStyle w:val="Ttulo"/>
+        <w:spacing w:after="200"/>
+      </w:pPr>
+      <w:bookmarkStart w:id="9" w:name="_pp0xcbfe3et7"/>
+      <w:bookmarkStart w:id="10" w:name="_Toc191008946"/>
+      <w:bookmarkStart w:id="11" w:name="_Toc191009294"/>
+      <w:bookmarkStart w:id="12" w:name="_Toc191012886"/>
+      <w:bookmarkStart w:id="13" w:name="Introducao"/>
+      <w:bookmarkEnd w:id="9"/>
+      <w:r>
+        <w:t>1 - Introdução</w:t>
+      </w:r>
+      <w:bookmarkEnd w:id="10"/>
+      <w:bookmarkEnd w:id="11"/>
+      <w:bookmarkEnd w:id="12"/>
+    </w:p>
+    <w:bookmarkEnd w:id="13"/>
+    <w:p>
+      <w:pPr>
+        <w:spacing w:before="240" w:after="240" w:line="360" w:lineRule="auto"/>
+        <w:jc w:val="both"/>
+        <w:rPr>
+          <w:rFonts w:ascii="Calibri" w:eastAsia="Calibri" w:hAnsi="Calibri" w:cs="Calibri"/>
+          <w:sz w:val="24"/>
+          <w:szCs w:val="24"/>
+        </w:rPr>
+      </w:pPr>
+      <w:r>
+        <w:rPr>
+          <w:rFonts w:ascii="Calibri" w:eastAsia="Calibri" w:hAnsi="Calibri" w:cs="Calibri"/>
+          <w:sz w:val="24"/>
+          <w:szCs w:val="24"/>
+        </w:rPr>
+        <w:t>Este documento tem por objetivo descrever a estratégia da solução para a demanda de manutenção da solicitação de serviço SS-CTNI-0534-2021.00-</w:t>
+      </w:r>
+      <w:r>
+        <w:rPr>
+          <w:rFonts w:ascii="Calibri" w:hAnsi="Calibri" w:cs="Calibri"/>
+          <w:sz w:val="24"/>
+          <w:szCs w:val="24"/>
+        </w:rPr>
+        <w:t>[NNN]-[AAAA]</w:t>
+      </w:r>
+      <w:r>
+        <w:rPr>
+          <w:rFonts w:ascii="Calibri" w:eastAsia="Calibri" w:hAnsi="Calibri" w:cs="Calibri"/>
+          <w:sz w:val="24"/>
+          <w:szCs w:val="24"/>
+        </w:rPr>
+        <w:t>.</w:t>
+      </w:r>
+    </w:p>
+    <w:p>
+      <w:pPr>
+        <w:pStyle w:val="Ttulo1"/>
+        <w:spacing w:line="360" w:lineRule="auto"/>
+        <w:jc w:val="both"/>
+      </w:pPr>
+      <w:bookmarkStart w:id="14" w:name="_llybgegzdnnx" w:colFirst="0" w:colLast="0"/>
+      <w:bookmarkEnd w:id="14"/>
+      <w:r>
+        <w:br w:type="page"/>
+      </w:r>
+    </w:p>
+    <w:p>
+      <w:pPr>
+        <w:rPr>
+          <w:rFonts w:ascii="Calibri" w:hAnsi="Calibri" w:cs="Calibri"/>
+        </w:rPr>
+      </w:pPr>
+    </w:p>
+    <w:p>
+      <w:pPr>
+        <w:pStyle w:val="Ttulo"/>
+        <w:spacing w:after="200"/>
+      </w:pPr>
+      <w:bookmarkStart w:id="15" w:name="_w8c7046mhf8o"/>
+      <w:bookmarkStart w:id="16" w:name="_Toc191008947"/>
+      <w:bookmarkStart w:id="17" w:name="_Toc191009295"/>
+      <w:bookmarkStart w:id="18" w:name="_Toc191012887"/>
+      <w:bookmarkStart w:id="19" w:name="Documentos_de_Referencia"/>
+      <w:bookmarkEnd w:id="15"/>
+      <w:r>
+        <w:t>2 - Documentos de Referência</w:t>
+      </w:r>
+      <w:bookmarkEnd w:id="16"/>
+      <w:bookmarkEnd w:id="17"/>
+      <w:bookmarkEnd w:id="18"/>
+    </w:p>
+    <w:p>
+      <w:pPr>
+        <w:pStyle w:val="Ttulo2"/>
+        <w:spacing w:before="320" w:after="80"/>
+        <w:rPr>
+          <w:rFonts w:ascii="Calibri" w:eastAsia="Calibri" w:hAnsi="Calibri" w:cs="Calibri"/>
+        </w:rPr>
+      </w:pPr>
+      <w:bookmarkStart w:id="20" w:name="_d5h5ra7qn96w"/>
+      <w:bookmarkStart w:id="21" w:name="_Toc191008948"/>
+      <w:bookmarkStart w:id="22" w:name="_Toc191009296"/>
+      <w:bookmarkStart w:id="23" w:name="_Toc191012888"/>
+      <w:bookmarkEnd w:id="19"/>
+      <w:bookmarkEnd w:id="20"/>
+      <w:r>
+        <w:rPr>
+          <w:rFonts w:ascii="Calibri" w:eastAsia="Calibri" w:hAnsi="Calibri" w:cs="Calibri"/>
+        </w:rPr>
+        <w:t>Referências disponibilizadas pela CHESF</w:t>
+      </w:r>
+      <w:bookmarkEnd w:id="21"/>
+      <w:bookmarkEnd w:id="22"/>
+      <w:bookmarkEnd w:id="23"/>
+    </w:p>
+    <w:p>
+      <w:pPr>
+        <w:spacing w:before="200" w:after="240" w:line="360" w:lineRule="auto"/>
+        <w:ind w:left="1080" w:hanging="360"/>
+        <w:jc w:val="both"/>
+        <w:rPr>
+          <w:rFonts w:ascii="Calibri" w:eastAsia="Calibri" w:hAnsi="Calibri" w:cs="Calibri"/>
+          <w:sz w:val="24"/>
+          <w:szCs w:val="24"/>
+        </w:rPr>
+      </w:pPr>
+      <w:r>
+        <w:rPr>
+          <w:rFonts w:ascii="Calibri" w:eastAsia="Calibri" w:hAnsi="Calibri" w:cs="Calibri"/>
+          <w:sz w:val="24"/>
+          <w:szCs w:val="24"/>
+        </w:rPr>
+        <w:t>1.  Solicitação de serviço SS-CTNI-0534-2021.00-</w:t>
+      </w:r>
+      <w:r>
+        <w:rPr>
+          <w:rFonts w:ascii="Calibri" w:hAnsi="Calibri" w:cs="Calibri"/>
+          <w:sz w:val="24"/>
+          <w:szCs w:val="24"/>
+        </w:rPr>
+        <w:t>[NNN]-[AAAA]</w:t>
+      </w:r>
+      <w:r>
+        <w:rPr>
+          <w:rFonts w:ascii="Calibri" w:eastAsia="Calibri" w:hAnsi="Calibri" w:cs="Calibri"/>
+          <w:sz w:val="24"/>
+          <w:szCs w:val="24"/>
+        </w:rPr>
+        <w:t xml:space="preserve"> com a descrição resumida da demanda.</w:t>
+      </w:r>
+    </w:p>
+    <w:p>
+      <w:pPr>
+        <w:spacing w:before="200" w:after="240" w:line="360" w:lineRule="auto"/>
+        <w:ind w:left="1080" w:hanging="360"/>
+        <w:jc w:val="both"/>
+        <w:rPr>
+          <w:rFonts w:ascii="Calibri" w:eastAsia="Calibri" w:hAnsi="Calibri" w:cs="Calibri"/>
+          <w:sz w:val="24"/>
+          <w:szCs w:val="24"/>
+        </w:rPr>
+      </w:pPr>
+      <w:r>
+        <w:rPr>
+          <w:rFonts w:ascii="Calibri" w:eastAsia="Calibri" w:hAnsi="Calibri" w:cs="Calibri"/>
+          <w:sz w:val="24"/>
+          <w:szCs w:val="24"/>
+        </w:rPr>
+        <w:t>2.   Termo de referência TR-DGCDS-001/2021.</w:t>
+      </w:r>
+    </w:p>
+    <w:p>
+      <w:pPr>
+        <w:pStyle w:val="Ttulo2"/>
+        <w:spacing w:before="320" w:after="80"/>
+        <w:rPr>
+          <w:rFonts w:ascii="Calibri" w:eastAsia="Calibri" w:hAnsi="Calibri" w:cs="Calibri"/>
+        </w:rPr>
+      </w:pPr>
+      <w:bookmarkStart w:id="24" w:name="_l7094hpyxadh"/>
+      <w:bookmarkStart w:id="25" w:name="_Toc191008949"/>
+      <w:bookmarkStart w:id="26" w:name="_Toc191009297"/>
+      <w:bookmarkStart w:id="27" w:name="_Toc191012889"/>
+      <w:bookmarkEnd w:id="24"/>
+      <w:r>
+        <w:rPr>
+          <w:rFonts w:ascii="Calibri" w:eastAsia="Calibri" w:hAnsi="Calibri" w:cs="Calibri"/>
+        </w:rPr>
+        <w:t>Referências técnicas</w:t>
+      </w:r>
+      <w:bookmarkEnd w:id="25"/>
+      <w:bookmarkEnd w:id="26"/>
+      <w:bookmarkEnd w:id="27"/>
+    </w:p>
+    <w:p>
+      <w:pPr>
+        <w:spacing w:before="200" w:after="240" w:line="360" w:lineRule="auto"/>
+        <w:ind w:left="1080" w:hanging="360"/>
+        <w:jc w:val="both"/>
+        <w:rPr>
+          <w:rFonts w:ascii="Calibri" w:eastAsia="Calibri" w:hAnsi="Calibri" w:cs="Calibri"/>
+          <w:sz w:val="24"/>
+          <w:szCs w:val="24"/>
+        </w:rPr>
+      </w:pPr>
+      <w:r>
+        <w:rPr>
+          <w:rFonts w:ascii="Calibri" w:eastAsia="Calibri" w:hAnsi="Calibri" w:cs="Calibri"/>
+          <w:sz w:val="24"/>
+          <w:szCs w:val="24"/>
+        </w:rPr>
+        <w:t>1.</w:t>
+      </w:r>
+      <w:r>
+        <w:rPr>
+          <w:rFonts w:ascii="Calibri" w:eastAsia="Calibri" w:hAnsi="Calibri" w:cs="Calibri"/>
+          <w:sz w:val="24"/>
+          <w:szCs w:val="24"/>
+        </w:rPr>
+        <w:tab/>
+        <w:t>Manual de Práticas de Contagem de Pontos de Função - IFPUG 4.3</w:t>
+      </w:r>
+    </w:p>
+    <w:p>
+      <w:pPr>
+        <w:pStyle w:val="Ttulo1"/>
+        <w:spacing w:before="400" w:after="120" w:line="360" w:lineRule="auto"/>
+        <w:jc w:val="both"/>
+      </w:pPr>
+      <w:bookmarkStart w:id="28" w:name="_frd6gtguqpge" w:colFirst="0" w:colLast="0"/>
+      <w:bookmarkEnd w:id="28"/>
+      <w:r>
+        <w:br w:type="page"/>
+      </w:r>
+    </w:p>
+    <w:p>
+      <w:pPr>
+        <w:rPr>
+          <w:rFonts w:ascii="Calibri" w:hAnsi="Calibri" w:cs="Calibri"/>
+        </w:rPr>
+      </w:pPr>
+    </w:p>
+    <w:p>
+      <w:pPr>
+        <w:pStyle w:val="Ttulo"/>
+        <w:spacing w:after="200"/>
+      </w:pPr>
+      <w:bookmarkStart w:id="29" w:name="_t3xk1qv5qx76"/>
+      <w:bookmarkStart w:id="30" w:name="_Toc191008950"/>
+      <w:bookmarkStart w:id="31" w:name="_Toc191009298"/>
+      <w:bookmarkStart w:id="32" w:name="_Toc191012890"/>
+      <w:bookmarkStart w:id="33" w:name="Premissas"/>
+      <w:bookmarkEnd w:id="29"/>
+      <w:r>
+        <w:t>3 - Premissas</w:t>
+      </w:r>
+      <w:bookmarkEnd w:id="30"/>
+      <w:bookmarkEnd w:id="31"/>
+      <w:bookmarkEnd w:id="32"/>
+    </w:p>
+    <w:bookmarkEnd w:id="33"/>
+    <w:p>
+      <w:pPr>
+        <w:spacing w:before="240" w:after="240" w:line="360" w:lineRule="auto"/>
+        <w:jc w:val="both"/>
+        <w:rPr>
+          <w:rFonts w:ascii="Calibri" w:eastAsia="Calibri" w:hAnsi="Calibri" w:cs="Calibri"/>
+          <w:sz w:val="24"/>
+          <w:szCs w:val="24"/>
+        </w:rPr>
+      </w:pPr>
+      <w:r>
+        <w:rPr>
+          <w:rFonts w:ascii="Calibri" w:eastAsia="Calibri" w:hAnsi="Calibri" w:cs="Calibri"/>
+          <w:sz w:val="24"/>
+          <w:szCs w:val="24"/>
+        </w:rPr>
+        <w:t>Seguem as premissas para execução dos serviços:</w:t>
+      </w:r>
+    </w:p>
+    <w:p>
+      <w:pPr>
+        <w:numPr>
+          <w:ilvl w:val="0"/>
+          <w:numId w:val="3"/>
+        </w:numPr>
+        <w:spacing w:before="240" w:line="360" w:lineRule="auto"/>
+        <w:jc w:val="both"/>
+        <w:rPr>
+          <w:rFonts w:ascii="Calibri" w:eastAsia="Calibri" w:hAnsi="Calibri" w:cs="Calibri"/>
+          <w:sz w:val="24"/>
+          <w:szCs w:val="24"/>
+        </w:rPr>
+      </w:pPr>
+      <w:r>
+        <w:rPr>
+          <w:rFonts w:ascii="Calibri" w:eastAsia="Calibri" w:hAnsi="Calibri" w:cs="Calibri"/>
+          <w:sz w:val="24"/>
+          <w:szCs w:val="24"/>
+        </w:rPr>
+        <w:t xml:space="preserve">Acesso aos </w:t>
+      </w:r>
+      <w:r>
+        <w:rPr>
+          <w:rFonts w:ascii="Calibri" w:eastAsia="Calibri" w:hAnsi="Calibri" w:cs="Calibri"/>
+          <w:i/>
+          <w:sz w:val="24"/>
+          <w:szCs w:val="24"/>
+        </w:rPr>
+        <w:t xml:space="preserve">stakeholders </w:t>
+      </w:r>
+      <w:r>
+        <w:rPr>
+          <w:rFonts w:ascii="Calibri" w:eastAsia="Calibri" w:hAnsi="Calibri" w:cs="Calibri"/>
+          <w:sz w:val="24"/>
+          <w:szCs w:val="24"/>
+        </w:rPr>
+        <w:t>para os esclarecimentos de demandas antes da emissão da autorização de serviço.</w:t>
+      </w:r>
+    </w:p>
+    <w:p>
+      <w:pPr>
+        <w:numPr>
+          <w:ilvl w:val="0"/>
+          <w:numId w:val="3"/>
+        </w:numPr>
+        <w:spacing w:after="240" w:line="360" w:lineRule="auto"/>
+        <w:jc w:val="both"/>
+        <w:rPr>
+          <w:rFonts w:ascii="Calibri" w:eastAsia="Calibri" w:hAnsi="Calibri" w:cs="Calibri"/>
+          <w:sz w:val="24"/>
+          <w:szCs w:val="24"/>
+        </w:rPr>
+      </w:pPr>
+      <w:r>
+        <w:rPr>
+          <w:rFonts w:ascii="Calibri" w:eastAsia="Calibri" w:hAnsi="Calibri" w:cs="Calibri"/>
+          <w:sz w:val="24"/>
+          <w:szCs w:val="24"/>
+        </w:rPr>
+        <w:t>Auxílio da equipe de TI da Chesf para fornecimento de informações necessárias ao desenvolvimento.</w:t>
+      </w:r>
+    </w:p>
+    <w:p>
+      <w:pPr>
+        <w:pStyle w:val="Ttulo1"/>
+        <w:spacing w:before="400" w:after="120" w:line="360" w:lineRule="auto"/>
+        <w:jc w:val="both"/>
+      </w:pPr>
+      <w:bookmarkStart w:id="34" w:name="_a62tnpyywmzw" w:colFirst="0" w:colLast="0"/>
+      <w:bookmarkEnd w:id="34"/>
+      <w:r>
+        <w:br w:type="page"/>
+      </w:r>
+    </w:p>
+    <w:p>
+      <w:pPr>
+        <w:rPr>
+          <w:rFonts w:ascii="Calibri" w:hAnsi="Calibri" w:cs="Calibri"/>
+        </w:rPr>
+      </w:pPr>
+    </w:p>
+    <w:p>
+      <w:pPr>
+        <w:pStyle w:val="Ttulo"/>
+        <w:spacing w:after="200"/>
+      </w:pPr>
+      <w:bookmarkStart w:id="35" w:name="_qidweb9vaqon"/>
+      <w:bookmarkStart w:id="36" w:name="_Toc191008951"/>
+      <w:bookmarkStart w:id="37" w:name="_Toc191009299"/>
+      <w:bookmarkStart w:id="38" w:name="_Toc191012891"/>
+      <w:bookmarkEnd w:id="35"/>
+      <w:r>
+        <w:t>4 - Restrições</w:t>
+      </w:r>
+      <w:bookmarkEnd w:id="36"/>
+      <w:bookmarkEnd w:id="37"/>
+      <w:bookmarkEnd w:id="38"/>
+    </w:p>
+    <w:p>
+      <w:pPr>
+        <w:spacing w:before="240" w:after="240" w:line="360" w:lineRule="auto"/>
+        <w:jc w:val="both"/>
+        <w:rPr>
+          <w:rFonts w:ascii="Calibri" w:eastAsia="Calibri" w:hAnsi="Calibri" w:cs="Calibri"/>
+          <w:sz w:val="24"/>
+          <w:szCs w:val="24"/>
+        </w:rPr>
+      </w:pPr>
+      <w:r>
+        <w:rPr>
+          <w:rFonts w:ascii="Calibri" w:eastAsia="Calibri" w:hAnsi="Calibri" w:cs="Calibri"/>
+          <w:sz w:val="24"/>
+          <w:szCs w:val="24"/>
+        </w:rPr>
+        <w:t>Seguem as restrições para execução dos serviços:</w:t>
+      </w:r>
+    </w:p>
+    <w:p>
+      <w:pPr>
+        <w:numPr>
+          <w:ilvl w:val="0"/>
+          <w:numId w:val="4"/>
+        </w:numPr>
+        <w:spacing w:before="240" w:line="360" w:lineRule="auto"/>
+        <w:jc w:val="both"/>
+        <w:rPr>
+          <w:rFonts w:ascii="Calibri" w:eastAsia="Calibri" w:hAnsi="Calibri" w:cs="Calibri"/>
+          <w:sz w:val="24"/>
+          <w:szCs w:val="24"/>
+        </w:rPr>
+      </w:pPr>
+      <w:r>
+        <w:rPr>
+          <w:rFonts w:ascii="Calibri" w:eastAsia="Calibri" w:hAnsi="Calibri" w:cs="Calibri"/>
+          <w:sz w:val="24"/>
+          <w:szCs w:val="24"/>
+        </w:rPr>
+        <w:t>Seguir as tecnologias e frameworks já adotados no projeto.</w:t>
+      </w:r>
+    </w:p>
+    <w:p>
+      <w:pPr>
+        <w:numPr>
+          <w:ilvl w:val="0"/>
+          <w:numId w:val="4"/>
+        </w:numPr>
+        <w:spacing w:after="240" w:line="360" w:lineRule="auto"/>
+        <w:jc w:val="both"/>
+        <w:rPr>
+          <w:rFonts w:ascii="Calibri" w:eastAsia="Calibri" w:hAnsi="Calibri" w:cs="Calibri"/>
+          <w:sz w:val="28"/>
+          <w:szCs w:val="28"/>
+        </w:rPr>
+      </w:pPr>
+      <w:r>
+        <w:rPr>
+          <w:rFonts w:ascii="Calibri" w:eastAsia="Calibri" w:hAnsi="Calibri" w:cs="Calibri"/>
+          <w:sz w:val="24"/>
+          <w:szCs w:val="24"/>
+        </w:rPr>
+        <w:t>Manter os padrões existentes</w:t>
+      </w:r>
+      <w:r>
+        <w:rPr>
+          <w:rFonts w:ascii="Calibri" w:eastAsia="Calibri" w:hAnsi="Calibri" w:cs="Calibri"/>
+          <w:sz w:val="24"/>
+          <w:szCs w:val="24"/>
+        </w:rPr>
+        <w:t>.</w:t>
+      </w:r>
+      <w:r>
+        <w:rPr>
+          <w:rFonts w:ascii="Calibri" w:eastAsia="Calibri" w:hAnsi="Calibri" w:cs="Calibri"/>
+          <w:sz w:val="28"/>
+          <w:szCs w:val="28"/>
+        </w:rPr>
+        <w:t xml:space="preserve"> </w:t>
+      </w:r>
+    </w:p>
+    <w:p>
+      <w:pPr>
+        <w:pStyle w:val="Ttulo1"/>
+        <w:spacing w:before="400" w:after="120" w:line="360" w:lineRule="auto"/>
+        <w:jc w:val="both"/>
+      </w:pPr>
+      <w:bookmarkStart w:id="39" w:name="_a0lrwfba00c7" w:colFirst="0" w:colLast="0"/>
+      <w:bookmarkEnd w:id="39"/>
+      <w:r>
+        <w:br w:type="page"/>
+      </w:r>
+    </w:p>
+    <w:p>
+      <w:pPr>
+        <w:rPr>
+          <w:rFonts w:ascii="Calibri" w:hAnsi="Calibri" w:cs="Calibri"/>
+        </w:rPr>
+      </w:pPr>
+    </w:p>
+    <w:p>
+      <w:pPr>
+        <w:pStyle w:val="Ttulo"/>
+        <w:spacing w:after="200"/>
+      </w:pPr>
+      <w:bookmarkStart w:id="40" w:name="_75gmj8tr8t6f"/>
+      <w:bookmarkStart w:id="41" w:name="_Toc191008952"/>
+      <w:bookmarkStart w:id="42" w:name="_Toc191009300"/>
+      <w:bookmarkStart w:id="43" w:name="_Toc191012892"/>
+      <w:bookmarkEnd w:id="40"/>
+      <w:r>
+        <w:t>5 - Proposta de execução</w:t>
+      </w:r>
+      <w:bookmarkEnd w:id="41"/>
+      <w:bookmarkEnd w:id="42"/>
+      <w:bookmarkEnd w:id="43"/>
+    </w:p>
+    <w:p>
+      <w:pPr>
+        <w:spacing w:before="240" w:after="240" w:line="360" w:lineRule="auto"/>
+        <w:jc w:val="both"/>
+        <w:rPr>
+          <w:rFonts w:ascii="Calibri" w:eastAsia="Calibri" w:hAnsi="Calibri" w:cs="Calibri"/>
+          <w:sz w:val="24"/>
+          <w:szCs w:val="24"/>
+        </w:rPr>
+      </w:pPr>
+      <w:r>
+        <w:rPr>
+          <w:rFonts w:ascii="Calibri" w:eastAsia="Calibri" w:hAnsi="Calibri" w:cs="Calibri"/>
+          <w:sz w:val="24"/>
+          <w:szCs w:val="24"/>
+        </w:rPr>
+        <w:t>As demandas da solicitação de serviço são do tipo</w:t>
+      </w:r>
+      <w:r>
+        <w:rPr>
+          <w:rFonts w:ascii="Calibri" w:eastAsia="Calibri" w:hAnsi="Calibri" w:cs="Calibri"/>
+          <w:sz w:val="24"/>
+          <w:szCs w:val="24"/>
+          <w:highlight w:val="white"/>
+        </w:rPr>
+        <w:t xml:space="preserve"> manutenção corretiva.</w:t>
+      </w:r>
+      <w:r>
+        <w:rPr>
+          <w:rFonts w:ascii="Calibri" w:eastAsia="Calibri" w:hAnsi="Calibri" w:cs="Calibri"/>
+          <w:sz w:val="24"/>
+          <w:szCs w:val="24"/>
+        </w:rPr>
+        <w:t xml:space="preserve"> Abaixo segue a descrição da demanda com a sua respectiva análise.</w:t>
+      </w:r>
+    </w:p>
+    <w:p>
+      <w:pPr>
+        <w:pStyle w:val="Ttulo2"/>
+        <w:jc w:val="left"/>
+        <w:rPr>
+          <w:rFonts w:ascii="Calibri" w:eastAsia="Calibri" w:hAnsi="Calibri" w:cs="Calibri"/>
+          <w:sz w:val="34"/>
+          <w:szCs w:val="34"/>
+        </w:rPr>
+      </w:pPr>
+      <w:bookmarkStart w:id="44" w:name="_hty1qnawr919"/>
+      <w:bookmarkStart w:id="45" w:name="_Toc191008953"/>
+      <w:bookmarkStart w:id="46" w:name="_Toc191009301"/>
+      <w:bookmarkStart w:id="47" w:name="_Toc191012893"/>
+      <w:bookmarkEnd w:id="44"/>
+      <w:r>
+        <w:rPr>
+          <w:rFonts w:ascii="Calibri" w:eastAsia="Calibri" w:hAnsi="Calibri" w:cs="Calibri"/>
+          <w:sz w:val="34"/>
+          <w:szCs w:val="34"/>
+        </w:rPr>
+        <w:t xml:space="preserve">1 - </w:t>
+      </w:r>
+      <w:r>
+        <w:rPr>
+          <w:rFonts w:ascii="Calibri" w:eastAsia="Calibri" w:hAnsi="Calibri" w:cs="Calibri"/>
+          <w:sz w:val="34"/>
+          <w:szCs w:val="34"/>
+        </w:rPr>
+        <w:t>CTNI-0534-2021.00-</w:t>
+      </w:r>
+      <w:r>
+        <w:rPr>
+          <w:rFonts w:ascii="Calibri" w:hAnsi="Calibri" w:cs="Calibri"/>
+          <w:sz w:val="34"/>
+          <w:szCs w:val="34"/>
+        </w:rPr>
+        <w:t>[NNN]</w:t>
+      </w:r>
+      <w:r>
+        <w:rPr>
+          <w:rFonts w:ascii="Calibri" w:hAnsi="Calibri" w:cs="Calibri"/>
+          <w:sz w:val="34"/>
+          <w:szCs w:val="34"/>
+        </w:rPr>
+        <w:t>-</w:t>
+      </w:r>
+      <w:r>
+        <w:rPr>
+          <w:rFonts w:ascii="Calibri" w:hAnsi="Calibri" w:cs="Calibri"/>
+          <w:sz w:val="34"/>
+          <w:szCs w:val="34"/>
+        </w:rPr>
+        <w:t>[AAAA]</w:t>
+      </w:r>
+      <w:r>
+        <w:rPr>
+          <w:rFonts w:ascii="Calibri" w:eastAsia="Calibri" w:hAnsi="Calibri" w:cs="Calibri"/>
+          <w:sz w:val="34"/>
+          <w:szCs w:val="34"/>
+        </w:rPr>
+        <w:t xml:space="preserve"> </w:t>
+      </w:r>
+      <w:r>
+        <w:rPr>
+          <w:rFonts w:ascii="Calibri" w:eastAsia="Calibri" w:hAnsi="Calibri" w:cs="Calibri"/>
+          <w:sz w:val="34"/>
+          <w:szCs w:val="34"/>
+        </w:rPr>
+        <w:t>-</w:t>
+      </w:r>
+      <w:r>
+        <w:rPr>
+          <w:rFonts w:ascii="Calibri" w:eastAsia="Calibri" w:hAnsi="Calibri" w:cs="Calibri"/>
+          <w:sz w:val="34"/>
+          <w:szCs w:val="34"/>
+        </w:rPr>
+        <w:t xml:space="preserve"> </w:t>
+      </w:r>
+      <w:r>
+        <w:rPr>
+          <w:rFonts w:ascii="Calibri" w:eastAsia="Calibri" w:hAnsi="Calibri" w:cs="Calibri"/>
+          <w:sz w:val="34"/>
+          <w:szCs w:val="34"/>
+        </w:rPr>
+        <w:t>[TITULO]</w:t>
+      </w:r>
+      <w:bookmarkEnd w:id="45"/>
+      <w:bookmarkEnd w:id="46"/>
+      <w:bookmarkEnd w:id="47"/>
+    </w:p>
+    <w:p>
+      <w:pPr>
+        <w:pStyle w:val="Ttulo3"/>
+      </w:pPr>
+      <w:bookmarkStart w:id="48" w:name="_bfm8rbws96t1"/>
+      <w:bookmarkStart w:id="49" w:name="_Toc191008954"/>
+      <w:bookmarkStart w:id="50" w:name="_Toc191009302"/>
+      <w:bookmarkStart w:id="51" w:name="_Toc191012894"/>
+      <w:bookmarkEnd w:id="48"/>
+      <w:r>
+        <w:t>Descrição</w:t>
+      </w:r>
+      <w:bookmarkEnd w:id="49"/>
+      <w:bookmarkEnd w:id="50"/>
+      <w:bookmarkEnd w:id="51"/>
+    </w:p>
+    <w:p>
+      <w:pPr>
+        <w:spacing w:before="240" w:after="240" w:line="360" w:lineRule="auto"/>
+        <w:jc w:val="both"/>
+        <w:rPr>
+          <w:rFonts w:ascii="Calibri" w:eastAsia="Calibri" w:hAnsi="Calibri" w:cs="Calibri"/>
+          <w:sz w:val="24"/>
+          <w:szCs w:val="24"/>
+        </w:rPr>
+      </w:pPr>
+      <w:r>
+        <w:rPr>
+          <w:rFonts w:ascii="Calibri" w:eastAsia="Calibri" w:hAnsi="Calibri" w:cs="Calibri"/>
+          <w:sz w:val="24"/>
+          <w:szCs w:val="24"/>
+        </w:rPr>
+        <w:t>[DESCRICAO]</w:t>
+      </w:r>
+    </w:p>
+    <w:p>
+      <w:pPr>
+        <w:pStyle w:val="Ttulo3"/>
+      </w:pPr>
+      <w:bookmarkStart w:id="52" w:name="_gm32bvxzpjub"/>
+      <w:bookmarkStart w:id="53" w:name="_Toc191008955"/>
+      <w:bookmarkStart w:id="54" w:name="_Toc191009303"/>
+      <w:bookmarkStart w:id="55" w:name="_Toc191012895"/>
+      <w:bookmarkEnd w:id="52"/>
+      <w:r>
+        <w:t>Análise da demanda</w:t>
+      </w:r>
+      <w:bookmarkEnd w:id="53"/>
+      <w:bookmarkEnd w:id="54"/>
+      <w:bookmarkEnd w:id="55"/>
+    </w:p>
+    <w:p>
+      <w:pPr>
+        <w:spacing w:before="240" w:after="240" w:line="360" w:lineRule="auto"/>
+        <w:jc w:val="both"/>
+        <w:rPr>
+          <w:rFonts w:ascii="Calibri" w:eastAsia="Calibri" w:hAnsi="Calibri" w:cs="Calibri"/>
+          <w:sz w:val="24"/>
+          <w:szCs w:val="24"/>
+        </w:rPr>
+      </w:pPr>
+      <w:r>
+        <w:rPr>
+          <w:rFonts w:ascii="Calibri" w:eastAsia="Calibri" w:hAnsi="Calibri" w:cs="Calibri"/>
+          <w:sz w:val="24"/>
+          <w:szCs w:val="24"/>
+        </w:rPr>
+        <w:t>Para a realização dessa demanda foram necessárias as seguintes ações:</w:t>
+      </w:r>
+    </w:p>
+    <w:p>
+      <w:pPr>
+        <w:numPr>
+          <w:ilvl w:val="0"/>
+          <w:numId w:val="5"/>
+        </w:numPr>
+        <w:spacing w:before="240" w:line="360" w:lineRule="auto"/>
+        <w:jc w:val="both"/>
+        <w:rPr>
+          <w:rFonts w:ascii="Calibri" w:eastAsia="Calibri" w:hAnsi="Calibri" w:cs="Calibri"/>
+          <w:sz w:val="24"/>
+          <w:szCs w:val="24"/>
+          <w:highlight w:val="white"/>
+        </w:rPr>
+      </w:pPr>
+      <w:r>
+        <w:rPr>
+          <w:rFonts w:ascii="Calibri" w:eastAsia="Calibri" w:hAnsi="Calibri" w:cs="Calibri"/>
+          <w:sz w:val="24"/>
+          <w:szCs w:val="24"/>
+        </w:rPr>
+        <w:t>[ITEM]</w:t>
+      </w:r>
+      <w:bookmarkStart w:id="56" w:name="_Hlk190957966"/>
+    </w:p>
+    <w:p>
+      <w:pPr>
+        <w:numPr>
+          <w:ilvl w:val="0"/>
+          <w:numId w:val="5"/>
+        </w:numPr>
+        <w:spacing w:before="240" w:line="360" w:lineRule="auto"/>
+        <w:jc w:val="both"/>
+        <w:rPr>
+          <w:rFonts w:ascii="Calibri" w:eastAsia="Calibri" w:hAnsi="Calibri" w:cs="Calibri"/>
+          <w:sz w:val="24"/>
+          <w:szCs w:val="24"/>
+          <w:highlight w:val="white"/>
+        </w:rPr>
+      </w:pPr>
+      <w:r>
+        <w:rPr>
+          <w:rFonts w:ascii="Calibri" w:hAnsi="Calibri" w:cs="Calibri"/>
+        </w:rPr>
+        <w:br w:type="page"/>
+      </w:r>
+    </w:p>
+    <w:p>
+      <w:pPr>
+        <w:rPr>
+          <w:rFonts w:ascii="Calibri" w:eastAsia="Calibri" w:hAnsi="Calibri" w:cs="Calibri"/>
+          <w:highlight w:val="white"/>
+        </w:rPr>
+      </w:pPr>
+    </w:p>
+    <w:p>
+      <w:pPr>
+        <w:pStyle w:val="Ttulo"/>
+        <w:spacing w:after="200"/>
+      </w:pPr>
+      <w:bookmarkStart w:id="57" w:name="_juh14dl8vd3l"/>
+      <w:bookmarkStart w:id="58" w:name="_Toc191008956"/>
+      <w:bookmarkStart w:id="59" w:name="_Toc191009304"/>
+      <w:bookmarkStart w:id="60" w:name="_Toc191012896"/>
+      <w:bookmarkEnd w:id="56"/>
+      <w:bookmarkEnd w:id="57"/>
+      <w:r>
+        <w:t xml:space="preserve">6 </w:t>
+      </w:r>
+      <w:r>
+        <w:t>-</w:t>
+      </w:r>
+      <w:r>
+        <w:t xml:space="preserve"> Responsabilidades</w:t>
+      </w:r>
+      <w:bookmarkEnd w:id="58"/>
+      <w:bookmarkEnd w:id="59"/>
+      <w:bookmarkEnd w:id="60"/>
+    </w:p>
+    <w:p>
+      <w:pPr>
+        <w:spacing w:before="240" w:after="240" w:line="360" w:lineRule="auto"/>
+        <w:jc w:val="both"/>
+        <w:rPr>
+          <w:rFonts w:ascii="Calibri" w:eastAsia="Calibri" w:hAnsi="Calibri" w:cs="Calibri"/>
+          <w:sz w:val="24"/>
+          <w:szCs w:val="24"/>
+        </w:rPr>
+      </w:pPr>
+      <w:r>
+        <w:rPr>
+          <w:rFonts w:ascii="Calibri" w:eastAsia="Calibri" w:hAnsi="Calibri" w:cs="Calibri"/>
+          <w:sz w:val="24"/>
+          <w:szCs w:val="24"/>
+        </w:rPr>
+        <w:t>As responsabilidades da CHESF são:</w:t>
+      </w:r>
+    </w:p>
+    <w:p>
+      <w:pPr>
+        <w:numPr>
+          <w:ilvl w:val="0"/>
+          <w:numId w:val="1"/>
+        </w:numPr>
+        <w:spacing w:before="240" w:line="360" w:lineRule="auto"/>
+        <w:jc w:val="both"/>
+        <w:rPr>
+          <w:rFonts w:ascii="Calibri" w:eastAsia="Calibri" w:hAnsi="Calibri" w:cs="Calibri"/>
+          <w:sz w:val="24"/>
+          <w:szCs w:val="24"/>
+        </w:rPr>
+      </w:pPr>
+      <w:r>
+        <w:rPr>
+          <w:rFonts w:ascii="Calibri" w:eastAsia="Calibri" w:hAnsi="Calibri" w:cs="Calibri"/>
+          <w:sz w:val="24"/>
+          <w:szCs w:val="24"/>
+        </w:rPr>
+        <w:t>Intermediar o acesso aos interessados requisitantes das demandas para tirar dúvidas.</w:t>
+      </w:r>
+    </w:p>
+    <w:p>
+      <w:pPr>
+        <w:numPr>
+          <w:ilvl w:val="0"/>
+          <w:numId w:val="1"/>
+        </w:numPr>
+        <w:spacing w:line="360" w:lineRule="auto"/>
+        <w:jc w:val="both"/>
+        <w:rPr>
+          <w:rFonts w:ascii="Calibri" w:eastAsia="Calibri" w:hAnsi="Calibri" w:cs="Calibri"/>
+          <w:sz w:val="24"/>
+          <w:szCs w:val="24"/>
+        </w:rPr>
+      </w:pPr>
+      <w:r>
+        <w:rPr>
+          <w:rFonts w:ascii="Calibri" w:eastAsia="Calibri" w:hAnsi="Calibri" w:cs="Calibri"/>
+          <w:sz w:val="24"/>
+          <w:szCs w:val="24"/>
+        </w:rPr>
+        <w:t>Prover acesso de infraestrutura da CHESF quando for necessário para desenvolvimento das atividades.</w:t>
+      </w:r>
+    </w:p>
+    <w:p>
+      <w:pPr>
+        <w:numPr>
+          <w:ilvl w:val="0"/>
+          <w:numId w:val="1"/>
+        </w:numPr>
+        <w:spacing w:after="240" w:line="360" w:lineRule="auto"/>
+        <w:jc w:val="both"/>
+        <w:rPr>
+          <w:rFonts w:ascii="Calibri" w:eastAsia="Calibri" w:hAnsi="Calibri" w:cs="Calibri"/>
+          <w:sz w:val="24"/>
+          <w:szCs w:val="24"/>
+        </w:rPr>
+      </w:pPr>
+      <w:r>
+        <w:rPr>
+          <w:rFonts w:ascii="Calibri" w:eastAsia="Calibri" w:hAnsi="Calibri" w:cs="Calibri"/>
+          <w:sz w:val="24"/>
+          <w:szCs w:val="24"/>
+        </w:rPr>
+        <w:t>Realizar a atualização do ambiente de produção das correções/evoluções provenientes desse projeto.</w:t>
+      </w:r>
+    </w:p>
+    <w:p>
+      <w:pPr>
+        <w:spacing w:before="240" w:after="240" w:line="360" w:lineRule="auto"/>
+        <w:jc w:val="both"/>
+        <w:rPr>
+          <w:rFonts w:ascii="Calibri" w:eastAsia="Calibri" w:hAnsi="Calibri" w:cs="Calibri"/>
+          <w:sz w:val="24"/>
+          <w:szCs w:val="24"/>
+        </w:rPr>
+      </w:pPr>
+      <w:r>
+        <w:rPr>
+          <w:rFonts w:ascii="Calibri" w:eastAsia="Calibri" w:hAnsi="Calibri" w:cs="Calibri"/>
+          <w:sz w:val="24"/>
+          <w:szCs w:val="24"/>
+        </w:rPr>
+        <w:t>As responsabilidades da LogAp são:</w:t>
+      </w:r>
+    </w:p>
+    <w:p>
+      <w:pPr>
+        <w:numPr>
+          <w:ilvl w:val="0"/>
+          <w:numId w:val="2"/>
+        </w:numPr>
+        <w:spacing w:before="240" w:line="360" w:lineRule="auto"/>
+        <w:jc w:val="both"/>
+        <w:rPr>
+          <w:rFonts w:ascii="Calibri" w:eastAsia="Calibri" w:hAnsi="Calibri" w:cs="Calibri"/>
+          <w:sz w:val="24"/>
+          <w:szCs w:val="24"/>
+        </w:rPr>
+      </w:pPr>
+      <w:r>
+        <w:rPr>
+          <w:rFonts w:ascii="Calibri" w:eastAsia="Calibri" w:hAnsi="Calibri" w:cs="Calibri"/>
+          <w:sz w:val="24"/>
+          <w:szCs w:val="24"/>
+        </w:rPr>
+        <w:t>Especificar o entendimento das demandas.</w:t>
+      </w:r>
+    </w:p>
+    <w:p>
+      <w:pPr>
+        <w:numPr>
+          <w:ilvl w:val="0"/>
+          <w:numId w:val="2"/>
+        </w:numPr>
+        <w:spacing w:line="360" w:lineRule="auto"/>
+        <w:jc w:val="both"/>
+        <w:rPr>
+          <w:rFonts w:ascii="Calibri" w:eastAsia="Calibri" w:hAnsi="Calibri" w:cs="Calibri"/>
+          <w:sz w:val="24"/>
+          <w:szCs w:val="24"/>
+        </w:rPr>
+      </w:pPr>
+      <w:r>
+        <w:rPr>
+          <w:rFonts w:ascii="Calibri" w:eastAsia="Calibri" w:hAnsi="Calibri" w:cs="Calibri"/>
+          <w:sz w:val="24"/>
+          <w:szCs w:val="24"/>
+        </w:rPr>
+        <w:t>Com o auxílio da CHESF realizar reuniões com os interessados para esclarecer dúvidas.</w:t>
+      </w:r>
+    </w:p>
+    <w:p>
+      <w:pPr>
+        <w:numPr>
+          <w:ilvl w:val="0"/>
+          <w:numId w:val="2"/>
+        </w:numPr>
+        <w:spacing w:after="240" w:line="360" w:lineRule="auto"/>
+        <w:jc w:val="both"/>
+        <w:rPr>
+          <w:rFonts w:ascii="Calibri" w:eastAsia="Calibri" w:hAnsi="Calibri" w:cs="Calibri"/>
+          <w:sz w:val="24"/>
+          <w:szCs w:val="24"/>
+        </w:rPr>
+      </w:pPr>
+      <w:r>
+        <w:rPr>
+          <w:rFonts w:ascii="Calibri" w:eastAsia="Calibri" w:hAnsi="Calibri" w:cs="Calibri"/>
+          <w:sz w:val="24"/>
+          <w:szCs w:val="24"/>
+        </w:rPr>
+        <w:t>Desenvolver as demandas da solicitação de serviço SS-CTNI-0534-2021.00-</w:t>
+      </w:r>
+      <w:r>
+        <w:rPr>
+          <w:rFonts w:ascii="Calibri" w:hAnsi="Calibri" w:cs="Calibri"/>
+          <w:sz w:val="24"/>
+          <w:szCs w:val="24"/>
+        </w:rPr>
+        <w:t>[NNN]-[AAAA]</w:t>
+      </w:r>
+      <w:r>
+        <w:rPr>
+          <w:rFonts w:ascii="Calibri" w:eastAsia="Calibri" w:hAnsi="Calibri" w:cs="Calibri"/>
+          <w:sz w:val="24"/>
+          <w:szCs w:val="24"/>
+        </w:rPr>
+        <w:t>.</w:t>
+      </w:r>
+    </w:p>
+    <w:p>
+      <w:pPr>
+        <w:spacing w:after="240" w:line="360" w:lineRule="auto"/>
+        <w:jc w:val="both"/>
+        <w:rPr>
+          <w:rFonts w:ascii="Calibri" w:eastAsia="Calibri" w:hAnsi="Calibri" w:cs="Calibri"/>
+          <w:sz w:val="24"/>
+          <w:szCs w:val="24"/>
+        </w:rPr>
+      </w:pPr>
+      <w:r>
+        <w:rPr>
+          <w:rFonts w:ascii="Calibri" w:hAnsi="Calibri" w:cs="Calibri"/>
+        </w:rPr>
+        <w:br w:type="page"/>
+      </w:r>
+    </w:p>
+    <w:p>
+      <w:pPr>
+        <w:jc w:val="both"/>
+        <w:rPr>
+          <w:rFonts w:ascii="Calibri" w:eastAsia="Calibri" w:hAnsi="Calibri" w:cs="Calibri"/>
+        </w:rPr>
+      </w:pPr>
+    </w:p>
+    <w:p>
+      <w:pPr>
+        <w:pStyle w:val="Ttulo"/>
+        <w:spacing w:after="200"/>
+      </w:pPr>
+      <w:bookmarkStart w:id="61" w:name="_rbzn118ukqq"/>
+      <w:bookmarkStart w:id="62" w:name="_Toc191008957"/>
+      <w:bookmarkStart w:id="63" w:name="_Toc191009305"/>
+      <w:bookmarkStart w:id="64" w:name="_Toc191012897"/>
+      <w:bookmarkEnd w:id="61"/>
+      <w:r>
+        <w:t xml:space="preserve">7 </w:t>
+      </w:r>
+      <w:r>
+        <w:t>-</w:t>
+      </w:r>
+      <w:r>
+        <w:t xml:space="preserve"> Riscos</w:t>
+      </w:r>
+      <w:bookmarkEnd w:id="62"/>
+      <w:bookmarkEnd w:id="63"/>
+      <w:bookmarkEnd w:id="64"/>
+    </w:p>
+    <w:p>
+      <w:pPr>
+        <w:numPr>
+          <w:ilvl w:val="0"/>
+          <w:numId w:val="2"/>
+        </w:numPr>
+        <w:spacing w:before="240" w:line="360" w:lineRule="auto"/>
+        <w:jc w:val="both"/>
+        <w:rPr>
+          <w:rFonts w:ascii="Calibri" w:eastAsia="Calibri" w:hAnsi="Calibri" w:cs="Calibri"/>
+          <w:sz w:val="24"/>
+          <w:szCs w:val="24"/>
+          <w:highlight w:val="white"/>
+        </w:rPr>
+      </w:pPr>
+      <w:r>
+        <w:rPr>
+          <w:rFonts w:ascii="Calibri" w:eastAsia="Calibri" w:hAnsi="Calibri" w:cs="Calibri"/>
+          <w:sz w:val="24"/>
+          <w:szCs w:val="24"/>
+          <w:highlight w:val="white"/>
+        </w:rPr>
+        <w:t>Atraso na disponibilização das evoluções ao cliente do negócio</w:t>
+      </w:r>
+      <w:r>
+        <w:rPr>
+          <w:rFonts w:ascii="Calibri" w:eastAsia="Calibri" w:hAnsi="Calibri" w:cs="Calibri"/>
+          <w:sz w:val="24"/>
+          <w:szCs w:val="24"/>
+          <w:highlight w:val="white"/>
+        </w:rPr>
+        <w:t>.</w:t>
+      </w:r>
+      <w:r>
+        <w:rPr>
+          <w:rFonts w:ascii="Calibri" w:eastAsia="Calibri" w:hAnsi="Calibri" w:cs="Calibri"/>
+          <w:sz w:val="24"/>
+          <w:szCs w:val="24"/>
+          <w:highlight w:val="white"/>
+        </w:rPr>
+        <w:t xml:space="preserve"> </w:t>
+      </w:r>
+    </w:p>
+    <w:p>
+      <w:pPr>
+        <w:numPr>
+          <w:ilvl w:val="0"/>
+          <w:numId w:val="2"/>
+        </w:numPr>
+        <w:spacing w:line="360" w:lineRule="auto"/>
+        <w:jc w:val="both"/>
+        <w:rPr>
+          <w:rFonts w:ascii="Calibri" w:eastAsia="Calibri" w:hAnsi="Calibri" w:cs="Calibri"/>
+          <w:sz w:val="24"/>
+          <w:szCs w:val="24"/>
+          <w:highlight w:val="white"/>
+        </w:rPr>
+      </w:pPr>
+      <w:r>
+        <w:rPr>
+          <w:rFonts w:ascii="Calibri" w:eastAsia="Calibri" w:hAnsi="Calibri" w:cs="Calibri"/>
+          <w:sz w:val="24"/>
+          <w:szCs w:val="24"/>
+          <w:highlight w:val="white"/>
+        </w:rPr>
+        <w:t>Atraso na realização das alterações de bancos de dados, caso necessárias, devido ao modelo processual da CHESF.</w:t>
+      </w:r>
+    </w:p>
+    <w:p>
+      <w:pPr>
+        <w:numPr>
+          <w:ilvl w:val="0"/>
+          <w:numId w:val="2"/>
+        </w:numPr>
+        <w:spacing w:after="240" w:line="360" w:lineRule="auto"/>
+        <w:jc w:val="both"/>
+        <w:rPr>
+          <w:rFonts w:ascii="Calibri" w:eastAsia="Calibri" w:hAnsi="Calibri" w:cs="Calibri"/>
+          <w:sz w:val="24"/>
+          <w:szCs w:val="24"/>
+          <w:highlight w:val="white"/>
+        </w:rPr>
+      </w:pPr>
+      <w:r>
+        <w:rPr>
+          <w:rFonts w:ascii="Calibri" w:eastAsia="Calibri" w:hAnsi="Calibri" w:cs="Calibri"/>
+          <w:sz w:val="24"/>
+          <w:szCs w:val="24"/>
+          <w:highlight w:val="white"/>
+        </w:rPr>
+        <w:t>Prazos exigidos pelo cliente muito curto para a complexidade e impacto das mudanças solicitadas.</w:t>
+      </w:r>
+    </w:p>
+    <w:sectPr>
+      <w:headerReference w:type="default" r:id="rId8"/>
+      <w:footerReference w:type="default" r:id="rId9"/>
+      <w:headerReference w:type="first" r:id="rId10"/>
+      <w:footerReference w:type="first" r:id="rId11"/>
+      <w:pgSz w:w="11909" w:h="16834"/>
+      <w:pgMar w:top="850" w:right="1133" w:bottom="850" w:left="1133" w:header="720" w:footer="850" w:gutter="0"/>
+      <w:pgNumType w:start="1"/>
+      <w:cols w:space="720"/>
+    </w:sectPr>
+  </w:body>
+</w:document>
+</file>
+
+<file path=word/endnotes.xml><?xml version="1.0" encoding="utf-8"?>
+<w:endnotes xmlns:wpc="http://schemas.microsoft.com/office/word/2010/wordprocessingCanvas" xmlns:cx="http://schemas.microsoft.com/office/drawing/2014/chartex" xmlns:cx1="http://schemas.microsoft.com/office/drawing/2015/9/8/chartex" xmlns:cx2="http://schemas.microsoft.com/office/drawing/2015/10/21/chartex" xmlns:cx3="http://schemas.microsoft.com/office/drawing/2016/5/9/chartex" xmlns:cx4="http://schemas.microsoft.com/office/drawing/2016/5/10/chartex" xmlns:cx5="http://schemas.microsoft.com/office/drawing/2016/5/11/chartex" xmlns:cx6="http://schemas.microsoft.com/office/drawing/2016/5/12/chartex" xmlns:cx7="http://schemas.microsoft.com/office/drawing/2016/5/13/chartex" xmlns:cx8="http://schemas.microsoft.com/office/drawing/2016/5/14/chartex" xmlns:mc="http://schemas.openxmlformats.org/markup-compatibility/2006" xmlns:aink="http://schemas.microsoft.com/office/drawing/2016/ink" xmlns:am3d="http://schemas.microsoft.com/office/drawing/2017/model3d" xmlns:o="urn:schemas-microsoft-com:office:office" xmlns:oel="http://schemas.microsoft.com/office/2019/extlst" xmlns:r="http://schemas.openxmlformats.org/officeDocument/2006/relationships" xmlns:m="http://schemas.openxmlformats.org/officeDocument/2006/math" xmlns:v="urn:schemas-microsoft-com:vml" xmlns:wp14="http://schemas.microsoft.com/office/word/2010/wordprocessingDrawing" xmlns:wp="http://schemas.openxmlformats.org/drawingml/2006/wordprocessingDrawing" xmlns:w10="urn:schemas-microsoft-com:office:word" xmlns:w="http://schemas.openxmlformats.org/wordprocessingml/2006/main" xmlns:w14="http://schemas.microsoft.com/office/word/2010/wordml" xmlns:w15="http://schemas.microsoft.com/office/word/2012/wordml" xmlns:w16cex="http://schemas.microsoft.com/office/word/2018/wordml/cex" xmlns:w16cid="http://schemas.microsoft.com/office/word/2016/wordml/cid" xmlns:w16="http://schemas.microsoft.com/office/word/2018/wordml" xmlns:w16du="http://schemas.microsoft.com/office/word/2023/wordml/word16du" xmlns:w16sdtdh="http://schemas.microsoft.com/office/word/2020/wordml/sdtdatahash" xmlns:w16sdtfl="http://schemas.microsoft.com/office/word/2024/wordml/sdtformatlock" xmlns:w16se="http://schemas.microsoft.com/office/word/2015/wordml/symex" xmlns:wpg="http://schemas.microsoft.com/office/word/2010/wordprocessingGroup" xmlns:wpi="http://schemas.microsoft.com/office/word/2010/wordprocessingInk" xmlns:wne="http://schemas.microsoft.com/office/word/2006/wordml" xmlns:wps="http://schemas.microsoft.com/office/word/2010/wordprocessingShape" mc:Ignorable="w14 w15 w16se w16cid w16 w16cex w16sdtdh w16sdtfl w16du wp14">
+  <w:endnote w:type="separator" w:id="-1">
+    <w:p>
+      <w:pPr>
+        <w:spacing w:line="240" w:lineRule="auto"/>
+      </w:pPr>
+      <w:r>
+        <w:separator/>
+      </w:r>
+    </w:p>
+  </w:endnote>
+  <w:endnote w:type="continuationSeparator" w:id="0">
+    <w:p>
+      <w:pPr>
+        <w:spacing w:line="240" w:lineRule="auto"/>
+      </w:pPr>
+      <w:r>
+        <w:continuationSeparator/>
+      </w:r>
+    </w:p>
+  </w:endnote>
+</w:endnotes>
+</file>
+
+<file path=word/footer1.xml><?xml version="1.0" encoding="utf-8"?>
+<w:ftr xmlns:wpc="http://schemas.microsoft.com/office/word/2010/wordprocessingCanvas" xmlns:cx="http://schemas.microsoft.com/office/drawing/2014/chartex" xmlns:cx1="http://schemas.microsoft.com/office/drawing/2015/9/8/chartex" xmlns:cx2="http://schemas.microsoft.com/office/drawing/2015/10/21/chartex" xmlns:cx3="http://schemas.microsoft.com/office/drawing/2016/5/9/chartex" xmlns:cx4="http://schemas.microsoft.com/office/drawing/2016/5/10/chartex" xmlns:cx5="http://schemas.microsoft.com/office/drawing/2016/5/11/chartex" xmlns:cx6="http://schemas.microsoft.com/office/drawing/2016/5/12/chartex" xmlns:cx7="http://schemas.microsoft.com/office/drawing/2016/5/13/chartex" xmlns:cx8="http://schemas.microsoft.com/office/drawing/2016/5/14/chartex" xmlns:mc="http://schemas.openxmlformats.org/markup-compatibility/2006" xmlns:aink="http://schemas.microsoft.com/office/drawing/2016/ink" xmlns:am3d="http://schemas.microsoft.com/office/drawing/2017/model3d" xmlns:o="urn:schemas-microsoft-com:office:office" xmlns:oel="http://schemas.microsoft.com/office/2019/extlst" xmlns:r="http://schemas.openxmlformats.org/officeDocument/2006/relationships" xmlns:m="http://schemas.openxmlformats.org/officeDocument/2006/math" xmlns:v="urn:schemas-microsoft-com:vml" xmlns:wp14="http://schemas.microsoft.com/office/word/2010/wordprocessingDrawing" xmlns:wp="http://schemas.openxmlformats.org/drawingml/2006/wordprocessingDrawing" xmlns:w10="urn:schemas-microsoft-com:office:word" xmlns:w="http://schemas.openxmlformats.org/wordprocessingml/2006/main" xmlns:w14="http://schemas.microsoft.com/office/word/2010/wordml" xmlns:w15="http://schemas.microsoft.com/office/word/2012/wordml" xmlns:w16cex="http://schemas.microsoft.com/office/word/2018/wordml/cex" xmlns:w16cid="http://schemas.microsoft.com/office/word/2016/wordml/cid" xmlns:w16="http://schemas.microsoft.com/office/word/2018/wordml" xmlns:w16du="http://schemas.microsoft.com/office/word/2023/wordml/word16du" xmlns:w16sdtdh="http://schemas.microsoft.com/office/word/2020/wordml/sdtdatahash" xmlns:w16sdtfl="http://schemas.microsoft.com/office/word/2024/wordml/sdtformatlock" xmlns:w16se="http://schemas.microsoft.com/office/word/2015/wordml/symex" xmlns:wpg="http://schemas.microsoft.com/office/word/2010/wordprocessingGroup" xmlns:wpi="http://schemas.microsoft.com/office/word/2010/wordprocessingInk" xmlns:wne="http://schemas.microsoft.com/office/word/2006/wordml" xmlns:wps="http://schemas.microsoft.com/office/word/2010/wordprocessingShape" mc:Ignorable="w14 w15 w16se w16cid w16 w16cex w16sdtdh w16sdtfl w16du wp14">
+  <w:p>
+    <w:pPr>
+      <w:spacing w:line="240" w:lineRule="auto"/>
+      <w:rPr>
+        <w:rFonts w:ascii="Calibri" w:eastAsia="Calibri" w:hAnsi="Calibri" w:cs="Calibri"/>
+        <w:color w:val="666666"/>
+        <w:sz w:val="24"/>
+        <w:szCs w:val="24"/>
+      </w:rPr>
+    </w:pPr>
+    <w:r>
+      <w:rPr>
+        <w:rFonts w:ascii="Calibri" w:eastAsia="Calibri" w:hAnsi="Calibri" w:cs="Calibri"/>
+        <w:noProof/>
+        <w:color w:val="666666"/>
+        <w:sz w:val="24"/>
+        <w:szCs w:val="24"/>
+      </w:rPr>
+      <w:drawing>
+        <wp:inline distT="114300" distB="114300" distL="114300" distR="114300" wp14:anchorId="3FC2DE97" wp14:editId="07777777">
+          <wp:extent cx="142875" cy="114300"/>
+          <wp:effectExtent l="0" t="0" r="0" b="0"/>
+          <wp:docPr id="8" name="image4.png"/>
+          <wp:cNvGraphicFramePr/>
+          <a:graphic xmlns:a="http://schemas.openxmlformats.org/drawingml/2006/main">
+            <a:graphicData uri="http://schemas.openxmlformats.org/drawingml/2006/picture">
+              <pic:pic xmlns:pic="http://schemas.openxmlformats.org/drawingml/2006/picture">
+                <pic:nvPicPr>
+                  <pic:cNvPr id="0" name="image4.png"/>
+                  <pic:cNvPicPr preferRelativeResize="0"/>
+                </pic:nvPicPr>
+                <pic:blipFill>
+                  <a:blip r:embed="rId1"/>
+                  <a:srcRect/>
+                  <a:stretch>
+                    <a:fillRect/>
+                  </a:stretch>
+                </pic:blipFill>
+                <pic:spPr>
+                  <a:xfrm>
+                    <a:off x="0" y="0"/>
+                    <a:ext cx="142875" cy="114300"/>
+                  </a:xfrm>
+                  <a:prstGeom prst="rect">
+                    <a:avLst/>
+                  </a:prstGeom>
+                  <a:ln/>
+                </pic:spPr>
+              </pic:pic>
+            </a:graphicData>
+          </a:graphic>
+        </wp:inline>
+      </w:drawing>
+    </w:r>
+    <w:r>
+      <w:rPr>
+        <w:rFonts w:ascii="Calibri" w:eastAsia="Calibri" w:hAnsi="Calibri" w:cs="Calibri"/>
+        <w:color w:val="666666"/>
+        <w:sz w:val="24"/>
+        <w:szCs w:val="24"/>
+      </w:rPr>
+      <w:t xml:space="preserve"> Rua Tereza Bezerra Salustino, 1901 - Lagoa Nova, Natal/RN, Sala 9, 59075-225</w:t>
+    </w:r>
+  </w:p>
+  <w:p>
+    <w:pPr>
+      <w:spacing w:line="240" w:lineRule="auto"/>
+      <w:rPr>
+        <w:rFonts w:ascii="Calibri" w:eastAsia="Calibri" w:hAnsi="Calibri" w:cs="Calibri"/>
+        <w:color w:val="666666"/>
+        <w:sz w:val="24"/>
+        <w:szCs w:val="24"/>
+      </w:rPr>
+    </w:pPr>
+    <w:r>
+      <w:rPr>
+        <w:rFonts w:ascii="Calibri" w:eastAsia="Calibri" w:hAnsi="Calibri" w:cs="Calibri"/>
+        <w:noProof/>
+        <w:color w:val="666666"/>
+        <w:sz w:val="24"/>
+        <w:szCs w:val="24"/>
+      </w:rPr>
+      <w:drawing>
+        <wp:inline distT="114300" distB="114300" distL="114300" distR="114300" wp14:anchorId="487DC310" wp14:editId="07777777">
+          <wp:extent cx="123825" cy="123825"/>
+          <wp:effectExtent l="0" t="0" r="0" b="0"/>
+          <wp:docPr id="5" name="image1.png"/>
+          <wp:cNvGraphicFramePr/>
+          <a:graphic xmlns:a="http://schemas.openxmlformats.org/drawingml/2006/main">
+            <a:graphicData uri="http://schemas.openxmlformats.org/drawingml/2006/picture">
+              <pic:pic xmlns:pic="http://schemas.openxmlformats.org/drawingml/2006/picture">
+                <pic:nvPicPr>
+                  <pic:cNvPr id="0" name="image1.png"/>
+                  <pic:cNvPicPr preferRelativeResize="0"/>
+                </pic:nvPicPr>
+                <pic:blipFill>
+                  <a:blip r:embed="rId2"/>
+                  <a:srcRect/>
+                  <a:stretch>
+                    <a:fillRect/>
+                  </a:stretch>
+                </pic:blipFill>
+                <pic:spPr>
+                  <a:xfrm>
+                    <a:off x="0" y="0"/>
+                    <a:ext cx="123825" cy="123825"/>
+                  </a:xfrm>
+                  <a:prstGeom prst="rect">
+                    <a:avLst/>
+                  </a:prstGeom>
+                  <a:ln/>
+                </pic:spPr>
+              </pic:pic>
+            </a:graphicData>
+          </a:graphic>
+        </wp:inline>
+      </w:drawing>
+    </w:r>
+    <w:r>
+      <w:rPr>
+        <w:rFonts w:ascii="Calibri" w:eastAsia="Calibri" w:hAnsi="Calibri" w:cs="Calibri"/>
+        <w:color w:val="666666"/>
+        <w:sz w:val="24"/>
+        <w:szCs w:val="24"/>
+      </w:rPr>
+      <w:t xml:space="preserve"> +55 84 3207-1069</w:t>
+    </w:r>
+  </w:p>
+  <w:p>
+    <w:pPr>
+      <w:spacing w:line="240" w:lineRule="auto"/>
+      <w:rPr>
+        <w:rFonts w:ascii="Calibri" w:eastAsia="Calibri" w:hAnsi="Calibri" w:cs="Calibri"/>
+        <w:color w:val="666666"/>
+        <w:sz w:val="24"/>
+        <w:szCs w:val="24"/>
+      </w:rPr>
+    </w:pPr>
+    <w:r>
+      <w:rPr>
+        <w:rFonts w:ascii="Calibri" w:eastAsia="Calibri" w:hAnsi="Calibri" w:cs="Calibri"/>
+        <w:noProof/>
+        <w:color w:val="666666"/>
+        <w:sz w:val="24"/>
+        <w:szCs w:val="24"/>
+      </w:rPr>
+      <w:drawing>
+        <wp:inline distT="114300" distB="114300" distL="114300" distR="114300" wp14:anchorId="09D90C06" wp14:editId="07777777">
+          <wp:extent cx="133350" cy="104775"/>
+          <wp:effectExtent l="0" t="0" r="0" b="0"/>
+          <wp:docPr id="3" name="image2.png"/>
+          <wp:cNvGraphicFramePr/>
+          <a:graphic xmlns:a="http://schemas.openxmlformats.org/drawingml/2006/main">
+            <a:graphicData uri="http://schemas.openxmlformats.org/drawingml/2006/picture">
+              <pic:pic xmlns:pic="http://schemas.openxmlformats.org/drawingml/2006/picture">
+                <pic:nvPicPr>
+                  <pic:cNvPr id="0" name="image2.png"/>
+                  <pic:cNvPicPr preferRelativeResize="0"/>
+                </pic:nvPicPr>
+                <pic:blipFill>
+                  <a:blip r:embed="rId3"/>
+                  <a:srcRect/>
+                  <a:stretch>
+                    <a:fillRect/>
+                  </a:stretch>
+                </pic:blipFill>
+                <pic:spPr>
+                  <a:xfrm>
+                    <a:off x="0" y="0"/>
+                    <a:ext cx="133350" cy="104775"/>
+                  </a:xfrm>
+                  <a:prstGeom prst="rect">
+                    <a:avLst/>
+                  </a:prstGeom>
+                  <a:ln/>
+                </pic:spPr>
+              </pic:pic>
+            </a:graphicData>
+          </a:graphic>
+        </wp:inline>
+      </w:drawing>
+    </w:r>
+    <w:r>
+      <w:rPr>
+        <w:rFonts w:ascii="Calibri" w:eastAsia="Calibri" w:hAnsi="Calibri" w:cs="Calibri"/>
+        <w:color w:val="666666"/>
+        <w:sz w:val="24"/>
+        <w:szCs w:val="24"/>
+      </w:rPr>
+      <w:t xml:space="preserve"> contato@logap.com.br</w:t>
+    </w:r>
+  </w:p>
+</w:ftr>
+</file>
+
+<file path=word/footer2.xml><?xml version="1.0" encoding="utf-8"?>
+<w:ftr xmlns:wpc="http://schemas.microsoft.com/office/word/2010/wordprocessingCanvas" xmlns:cx="http://schemas.microsoft.com/office/drawing/2014/chartex" xmlns:cx1="http://schemas.microsoft.com/office/drawing/2015/9/8/chartex" xmlns:cx2="http://schemas.microsoft.com/office/drawing/2015/10/21/chartex" xmlns:cx3="http://schemas.microsoft.com/office/drawing/2016/5/9/chartex" xmlns:cx4="http://schemas.microsoft.com/office/drawing/2016/5/10/chartex" xmlns:cx5="http://schemas.microsoft.com/office/drawing/2016/5/11/chartex" xmlns:cx6="http://schemas.microsoft.com/office/drawing/2016/5/12/chartex" xmlns:cx7="http://schemas.microsoft.com/office/drawing/2016/5/13/chartex" xmlns:cx8="http://schemas.microsoft.com/office/drawing/2016/5/14/chartex" xmlns:mc="http://schemas.openxmlformats.org/markup-compatibility/2006" xmlns:aink="http://schemas.microsoft.com/office/drawing/2016/ink" xmlns:am3d="http://schemas.microsoft.com/office/drawing/2017/model3d" xmlns:o="urn:schemas-microsoft-com:office:office" xmlns:oel="http://schemas.microsoft.com/office/2019/extlst" xmlns:r="http://schemas.openxmlformats.org/officeDocument/2006/relationships" xmlns:m="http://schemas.openxmlformats.org/officeDocument/2006/math" xmlns:v="urn:schemas-microsoft-com:vml" xmlns:wp14="http://schemas.microsoft.com/office/word/2010/wordprocessingDrawing" xmlns:wp="http://schemas.openxmlformats.org/drawingml/2006/wordprocessingDrawing" xmlns:w10="urn:schemas-microsoft-com:office:word" xmlns:w="http://schemas.openxmlformats.org/wordprocessingml/2006/main" xmlns:w14="http://schemas.microsoft.com/office/word/2010/wordml" xmlns:w15="http://schemas.microsoft.com/office/word/2012/wordml" xmlns:w16cex="http://schemas.microsoft.com/office/word/2018/wordml/cex" xmlns:w16cid="http://schemas.microsoft.com/office/word/2016/wordml/cid" xmlns:w16="http://schemas.microsoft.com/office/word/2018/wordml" xmlns:w16du="http://schemas.microsoft.com/office/word/2023/wordml/word16du" xmlns:w16sdtdh="http://schemas.microsoft.com/office/word/2020/wordml/sdtdatahash" xmlns:w16sdtfl="http://schemas.microsoft.com/office/word/2024/wordml/sdtformatlock" xmlns:w16se="http://schemas.microsoft.com/office/word/2015/wordml/symex" xmlns:wpg="http://schemas.microsoft.com/office/word/2010/wordprocessingGroup" xmlns:wpi="http://schemas.microsoft.com/office/word/2010/wordprocessingInk" xmlns:wne="http://schemas.microsoft.com/office/word/2006/wordml" xmlns:wps="http://schemas.microsoft.com/office/word/2010/wordprocessingShape" mc:Ignorable="w14 w15 w16se w16cid w16 w16cex w16sdtdh w16sdtfl w16du wp14">
+  <w:p>
+    <w:pPr>
+      <w:rPr>
+        <w:color w:val="666666"/>
+      </w:rPr>
+    </w:pPr>
+    <w:r>
+      <w:rPr>
+        <w:noProof/>
+        <w:color w:val="666666"/>
+      </w:rPr>
+      <w:drawing>
+        <wp:inline distT="114300" distB="114300" distL="114300" distR="114300" wp14:anchorId="35796A4E" wp14:editId="07777777">
+          <wp:extent cx="142875" cy="114300"/>
+          <wp:effectExtent l="0" t="0" r="0" b="0"/>
+          <wp:docPr id="7" name="image5.png"/>
+          <wp:cNvGraphicFramePr/>
+          <a:graphic xmlns:a="http://schemas.openxmlformats.org/drawingml/2006/main">
+            <a:graphicData uri="http://schemas.openxmlformats.org/drawingml/2006/picture">
+              <pic:pic xmlns:pic="http://schemas.openxmlformats.org/drawingml/2006/picture">
+                <pic:nvPicPr>
+                  <pic:cNvPr id="0" name="image5.png"/>
+                  <pic:cNvPicPr preferRelativeResize="0"/>
+                </pic:nvPicPr>
+                <pic:blipFill>
+                  <a:blip r:embed="rId1"/>
+                  <a:srcRect/>
+                  <a:stretch>
+                    <a:fillRect/>
+                  </a:stretch>
+                </pic:blipFill>
+                <pic:spPr>
+                  <a:xfrm>
+                    <a:off x="0" y="0"/>
+                    <a:ext cx="142875" cy="114300"/>
+                  </a:xfrm>
+                  <a:prstGeom prst="rect">
+                    <a:avLst/>
+                  </a:prstGeom>
+                  <a:ln/>
+                </pic:spPr>
+              </pic:pic>
+            </a:graphicData>
+          </a:graphic>
+        </wp:inline>
+      </w:drawing>
+    </w:r>
+    <w:r>
+      <w:rPr>
+        <w:color w:val="666666"/>
+      </w:rPr>
+      <w:t xml:space="preserve"> Rua da Bronzita, 1917, Lagoa Nova, Natal/RN, Sala 3, 59.076-500</w:t>
+    </w:r>
+  </w:p>
+  <w:p>
+    <w:pPr>
+      <w:rPr>
+        <w:color w:val="666666"/>
+      </w:rPr>
+    </w:pPr>
+    <w:r>
+      <w:rPr>
+        <w:noProof/>
+        <w:color w:val="666666"/>
+      </w:rPr>
+      <w:drawing>
+        <wp:inline distT="114300" distB="114300" distL="114300" distR="114300" wp14:anchorId="3EB4DE0E" wp14:editId="07777777">
+          <wp:extent cx="123825" cy="123825"/>
+          <wp:effectExtent l="0" t="0" r="0" b="0"/>
+          <wp:docPr id="6" name="image7.png"/>
+          <wp:cNvGraphicFramePr/>
+          <a:graphic xmlns:a="http://schemas.openxmlformats.org/drawingml/2006/main">
+            <a:graphicData uri="http://schemas.openxmlformats.org/drawingml/2006/picture">
+              <pic:pic xmlns:pic="http://schemas.openxmlformats.org/drawingml/2006/picture">
+                <pic:nvPicPr>
+                  <pic:cNvPr id="0" name="image7.png"/>
+                  <pic:cNvPicPr preferRelativeResize="0"/>
+                </pic:nvPicPr>
+                <pic:blipFill>
+                  <a:blip r:embed="rId2"/>
+                  <a:srcRect/>
+                  <a:stretch>
+                    <a:fillRect/>
+                  </a:stretch>
+                </pic:blipFill>
+                <pic:spPr>
+                  <a:xfrm>
+                    <a:off x="0" y="0"/>
+                    <a:ext cx="123825" cy="123825"/>
+                  </a:xfrm>
+                  <a:prstGeom prst="rect">
+                    <a:avLst/>
+                  </a:prstGeom>
+                  <a:ln/>
+                </pic:spPr>
+              </pic:pic>
+            </a:graphicData>
+          </a:graphic>
+        </wp:inline>
+      </w:drawing>
+    </w:r>
+    <w:r>
+      <w:rPr>
+        <w:color w:val="666666"/>
+      </w:rPr>
+      <w:t xml:space="preserve"> +55 84 2020 1917</w:t>
+    </w:r>
+  </w:p>
+  <w:p>
+    <w:r>
+      <w:rPr>
+        <w:noProof/>
+        <w:color w:val="666666"/>
+      </w:rPr>
+      <w:drawing>
+        <wp:inline distT="114300" distB="114300" distL="114300" distR="114300" wp14:anchorId="5C689DE7" wp14:editId="07777777">
+          <wp:extent cx="133350" cy="104775"/>
+          <wp:effectExtent l="0" t="0" r="0" b="0"/>
+          <wp:docPr id="2" name="image3.png"/>
+          <wp:cNvGraphicFramePr/>
+          <a:graphic xmlns:a="http://schemas.openxmlformats.org/drawingml/2006/main">
+            <a:graphicData uri="http://schemas.openxmlformats.org/drawingml/2006/picture">
+              <pic:pic xmlns:pic="http://schemas.openxmlformats.org/drawingml/2006/picture">
+                <pic:nvPicPr>
+                  <pic:cNvPr id="0" name="image3.png"/>
+                  <pic:cNvPicPr preferRelativeResize="0"/>
+                </pic:nvPicPr>
+                <pic:blipFill>
+                  <a:blip r:embed="rId3"/>
+                  <a:srcRect/>
+                  <a:stretch>
+                    <a:fillRect/>
+                  </a:stretch>
+                </pic:blipFill>
+                <pic:spPr>
+                  <a:xfrm>
+                    <a:off x="0" y="0"/>
+                    <a:ext cx="133350" cy="104775"/>
+                  </a:xfrm>
+                  <a:prstGeom prst="rect">
+                    <a:avLst/>
+                  </a:prstGeom>
+                  <a:ln/>
+                </pic:spPr>
+              </pic:pic>
+            </a:graphicData>
+          </a:graphic>
+        </wp:inline>
+      </w:drawing>
+    </w:r>
+    <w:r>
+      <w:rPr>
+        <w:color w:val="666666"/>
+      </w:rPr>
+      <w:t xml:space="preserve"> contato@logap.com.br</w:t>
+    </w:r>
+  </w:p>
+</w:ftr>
+</file>
+
+<file path=word/footnotes.xml><?xml version="1.0" encoding="utf-8"?>
+<w:footnotes xmlns:wpc="http://schemas.microsoft.com/office/word/2010/wordprocessingCanvas" xmlns:cx="http://schemas.microsoft.com/office/drawing/2014/chartex" xmlns:cx1="http://schemas.microsoft.com/office/drawing/2015/9/8/chartex" xmlns:cx2="http://schemas.microsoft.com/office/drawing/2015/10/21/chartex" xmlns:cx3="http://schemas.microsoft.com/office/drawing/2016/5/9/chartex" xmlns:cx4="http://schemas.microsoft.com/office/drawing/2016/5/10/chartex" xmlns:cx5="http://schemas.microsoft.com/office/drawing/2016/5/11/chartex" xmlns:cx6="http://schemas.microsoft.com/office/drawing/2016/5/12/chartex" xmlns:cx7="http://schemas.microsoft.com/office/drawing/2016/5/13/chartex" xmlns:cx8="http://schemas.microsoft.com/office/drawing/2016/5/14/chartex" xmlns:mc="http://schemas.openxmlformats.org/markup-compatibility/2006" xmlns:aink="http://schemas.microsoft.com/office/drawing/2016/ink" xmlns:am3d="http://schemas.microsoft.com/office/drawing/2017/model3d" xmlns:o="urn:schemas-microsoft-com:office:office" xmlns:oel="http://schemas.microsoft.com/office/2019/extlst" xmlns:r="http://schemas.openxmlformats.org/officeDocument/2006/relationships" xmlns:m="http://schemas.openxmlformats.org/officeDocument/2006/math" xmlns:v="urn:schemas-microsoft-com:vml" xmlns:wp14="http://schemas.microsoft.com/office/word/2010/wordprocessingDrawing" xmlns:wp="http://schemas.openxmlformats.org/drawingml/2006/wordprocessingDrawing" xmlns:w10="urn:schemas-microsoft-com:office:word" xmlns:w="http://schemas.openxmlformats.org/wordprocessingml/2006/main" xmlns:w14="http://schemas.microsoft.com/office/word/2010/wordml" xmlns:w15="http://schemas.microsoft.com/office/word/2012/wordml" xmlns:w16cex="http://schemas.microsoft.com/office/word/2018/wordml/cex" xmlns:w16cid="http://schemas.microsoft.com/office/word/2016/wordml/cid" xmlns:w16="http://schemas.microsoft.com/office/word/2018/wordml" xmlns:w16du="http://schemas.microsoft.com/office/word/2023/wordml/word16du" xmlns:w16sdtdh="http://schemas.microsoft.com/office/word/2020/wordml/sdtdatahash" xmlns:w16sdtfl="http://schemas.microsoft.com/office/word/2024/wordml/sdtformatlock" xmlns:w16se="http://schemas.microsoft.com/office/word/2015/wordml/symex" xmlns:wpg="http://schemas.microsoft.com/office/word/2010/wordprocessingGroup" xmlns:wpi="http://schemas.microsoft.com/office/word/2010/wordprocessingInk" xmlns:wne="http://schemas.microsoft.com/office/word/2006/wordml" xmlns:wps="http://schemas.microsoft.com/office/word/2010/wordprocessingShape" mc:Ignorable="w14 w15 w16se w16cid w16 w16cex w16sdtdh w16sdtfl w16du wp14">
+  <w:footnote w:type="separator" w:id="-1">
+    <w:p>
+      <w:pPr>
+        <w:spacing w:line="240" w:lineRule="auto"/>
+      </w:pPr>
+      <w:r>
+        <w:separator/>
+      </w:r>
+    </w:p>
+  </w:footnote>
+  <w:footnote w:type="continuationSeparator" w:id="0">
+    <w:p>
+      <w:pPr>
+        <w:spacing w:line="240" w:lineRule="auto"/>
+      </w:pPr>
+      <w:r>
+        <w:continuationSeparator/>
+      </w:r>
+    </w:p>
+  </w:footnote>
+</w:footnotes>
+</file>
+
+<file path=word/header1.xml><?xml version="1.0" encoding="utf-8"?>
+<w:hdr xmlns:wpc="http://schemas.microsoft.com/office/word/2010/wordprocessingCanvas" xmlns:cx="http://schemas.microsoft.com/office/drawing/2014/chartex" xmlns:cx1="http://schemas.microsoft.com/office/drawing/2015/9/8/chartex" xmlns:cx2="http://schemas.microsoft.com/office/drawing/2015/10/21/chartex" xmlns:cx3="http://schemas.microsoft.com/office/drawing/2016/5/9/chartex" xmlns:cx4="http://schemas.microsoft.com/office/drawing/2016/5/10/chartex" xmlns:cx5="http://schemas.microsoft.com/office/drawing/2016/5/11/chartex" xmlns:cx6="http://schemas.microsoft.com/office/drawing/2016/5/12/chartex" xmlns:cx7="http://schemas.microsoft.com/office/drawing/2016/5/13/chartex" xmlns:cx8="http://schemas.microsoft.com/office/drawing/2016/5/14/chartex" xmlns:mc="http://schemas.openxmlformats.org/markup-compatibility/2006" xmlns:aink="http://schemas.microsoft.com/office/drawing/2016/ink" xmlns:am3d="http://schemas.microsoft.com/office/drawing/2017/model3d" xmlns:o="urn:schemas-microsoft-com:office:office" xmlns:oel="http://schemas.microsoft.com/office/2019/extlst" xmlns:r="http://schemas.openxmlformats.org/officeDocument/2006/relationships" xmlns:m="http://schemas.openxmlformats.org/officeDocument/2006/math" xmlns:v="urn:schemas-microsoft-com:vml" xmlns:wp14="http://schemas.microsoft.com/office/word/2010/wordprocessingDrawing" xmlns:wp="http://schemas.openxmlformats.org/drawingml/2006/wordprocessingDrawing" xmlns:w10="urn:schemas-microsoft-com:office:word" xmlns:w="http://schemas.openxmlformats.org/wordprocessingml/2006/main" xmlns:w14="http://schemas.microsoft.com/office/word/2010/wordml" xmlns:w15="http://schemas.microsoft.com/office/word/2012/wordml" xmlns:w16cex="http://schemas.microsoft.com/office/word/2018/wordml/cex" xmlns:w16cid="http://schemas.microsoft.com/office/word/2016/wordml/cid" xmlns:w16="http://schemas.microsoft.com/office/word/2018/wordml" xmlns:w16du="http://schemas.microsoft.com/office/word/2023/wordml/word16du" xmlns:w16sdtdh="http://schemas.microsoft.com/office/word/2020/wordml/sdtdatahash" xmlns:w16sdtfl="http://schemas.microsoft.com/office/word/2024/wordml/sdtformatlock" xmlns:w16se="http://schemas.microsoft.com/office/word/2015/wordml/symex" xmlns:wpg="http://schemas.microsoft.com/office/word/2010/wordprocessingGroup" xmlns:wpi="http://schemas.microsoft.com/office/word/2010/wordprocessingInk" xmlns:wne="http://schemas.microsoft.com/office/word/2006/wordml" xmlns:wps="http://schemas.microsoft.com/office/word/2010/wordprocessingShape" mc:Ignorable="w14 w15 w16se w16cid w16 w16cex w16sdtdh w16sdtfl w16du wp14">
+  <w:p>
+    <w:r>
+      <w:rPr>
+        <w:noProof/>
+      </w:rPr>
+      <w:drawing>
+        <wp:inline distT="114300" distB="114300" distL="114300" distR="114300" wp14:anchorId="5B198CB5" wp14:editId="07777777">
+          <wp:extent cx="1647825" cy="1152525"/>
+          <wp:effectExtent l="0" t="0" r="0" b="0"/>
+          <wp:docPr id="1" name="image6.png"/>
+          <wp:cNvGraphicFramePr/>
+          <a:graphic xmlns:a="http://schemas.openxmlformats.org/drawingml/2006/main">
+            <a:graphicData uri="http://schemas.openxmlformats.org/drawingml/2006/picture">
+              <pic:pic xmlns:pic="http://schemas.openxmlformats.org/drawingml/2006/picture">
+                <pic:nvPicPr>
+                  <pic:cNvPr id="0" name="image6.png"/>
+                  <pic:cNvPicPr preferRelativeResize="0"/>
+                </pic:nvPicPr>
+                <pic:blipFill>
+                  <a:blip r:embed="rId1"/>
+                  <a:srcRect/>
+                  <a:stretch>
+                    <a:fillRect/>
+                  </a:stretch>
+                </pic:blipFill>
+                <pic:spPr>
+                  <a:xfrm>
+                    <a:off x="0" y="0"/>
+                    <a:ext cx="1647825" cy="1152525"/>
+                  </a:xfrm>
+                  <a:prstGeom prst="rect">
+                    <a:avLst/>
+                  </a:prstGeom>
+                  <a:ln/>
+                </pic:spPr>
+              </pic:pic>
+            </a:graphicData>
+          </a:graphic>
+        </wp:inline>
+      </w:drawing>
+    </w:r>
+  </w:p>
+</w:hdr>
+</file>
+
+<file path=word/header2.xml><?xml version="1.0" encoding="utf-8"?>
+<w:hdr xmlns:wpc="http://schemas.microsoft.com/office/word/2010/wordprocessingCanvas" xmlns:cx="http://schemas.microsoft.com/office/drawing/2014/chartex" xmlns:cx1="http://schemas.microsoft.com/office/drawing/2015/9/8/chartex" xmlns:cx2="http://schemas.microsoft.com/office/drawing/2015/10/21/chartex" xmlns:cx3="http://schemas.microsoft.com/office/drawing/2016/5/9/chartex" xmlns:cx4="http://schemas.microsoft.com/office/drawing/2016/5/10/chartex" xmlns:cx5="http://schemas.microsoft.com/office/drawing/2016/5/11/chartex" xmlns:cx6="http://schemas.microsoft.com/office/drawing/2016/5/12/chartex" xmlns:cx7="http://schemas.microsoft.com/office/drawing/2016/5/13/chartex" xmlns:cx8="http://schemas.microsoft.com/office/drawing/2016/5/14/chartex" xmlns:mc="http://schemas.openxmlformats.org/markup-compatibility/2006" xmlns:aink="http://schemas.microsoft.com/office/drawing/2016/ink" xmlns:am3d="http://schemas.microsoft.com/office/drawing/2017/model3d" xmlns:o="urn:schemas-microsoft-com:office:office" xmlns:oel="http://schemas.microsoft.com/office/2019/extlst" xmlns:r="http://schemas.openxmlformats.org/officeDocument/2006/relationships" xmlns:m="http://schemas.openxmlformats.org/officeDocument/2006/math" xmlns:v="urn:schemas-microsoft-com:vml" xmlns:wp14="http://schemas.microsoft.com/office/word/2010/wordprocessingDrawing" xmlns:wp="http://schemas.openxmlformats.org/drawingml/2006/wordprocessingDrawing" xmlns:w10="urn:schemas-microsoft-com:office:word" xmlns:w="http://schemas.openxmlformats.org/wordprocessingml/2006/main" xmlns:w14="http://schemas.microsoft.com/office/word/2010/wordml" xmlns:w15="http://schemas.microsoft.com/office/word/2012/wordml" xmlns:w16cex="http://schemas.microsoft.com/office/word/2018/wordml/cex" xmlns:w16cid="http://schemas.microsoft.com/office/word/2016/wordml/cid" xmlns:w16="http://schemas.microsoft.com/office/word/2018/wordml" xmlns:w16du="http://schemas.microsoft.com/office/word/2023/wordml/word16du" xmlns:w16sdtdh="http://schemas.microsoft.com/office/word/2020/wordml/sdtdatahash" xmlns:w16sdtfl="http://schemas.microsoft.com/office/word/2024/wordml/sdtformatlock" xmlns:w16se="http://schemas.microsoft.com/office/word/2015/wordml/symex" xmlns:wpg="http://schemas.microsoft.com/office/word/2010/wordprocessingGroup" xmlns:wpi="http://schemas.microsoft.com/office/word/2010/wordprocessingInk" xmlns:wne="http://schemas.microsoft.com/office/word/2006/wordml" xmlns:wps="http://schemas.microsoft.com/office/word/2010/wordprocessingShape" mc:Ignorable="w14 w15 w16se w16cid w16 w16cex w16sdtdh w16sdtfl w16du wp14">
+  <w:p>
+    <w:r>
+      <w:rPr>
+        <w:noProof/>
+      </w:rPr>
+      <w:drawing>
+        <wp:inline distT="114300" distB="114300" distL="114300" distR="114300" wp14:anchorId="7005A8CF" wp14:editId="07777777">
+          <wp:extent cx="1647825" cy="1152525"/>
+          <wp:effectExtent l="0" t="0" r="0" b="0"/>
+          <wp:docPr id="4" name="image6.png"/>
+          <wp:cNvGraphicFramePr/>
+          <a:graphic xmlns:a="http://schemas.openxmlformats.org/drawingml/2006/main">
+            <a:graphicData uri="http://schemas.openxmlformats.org/drawingml/2006/picture">
+              <pic:pic xmlns:pic="http://schemas.openxmlformats.org/drawingml/2006/picture">
+                <pic:nvPicPr>
+                  <pic:cNvPr id="0" name="image6.png"/>
+                  <pic:cNvPicPr preferRelativeResize="0"/>
+                </pic:nvPicPr>
+                <pic:blipFill>
+                  <a:blip r:embed="rId1"/>
+                  <a:srcRect/>
+                  <a:stretch>
+                    <a:fillRect/>
+                  </a:stretch>
+                </pic:blipFill>
+                <pic:spPr>
+                  <a:xfrm>
+                    <a:off x="0" y="0"/>
+                    <a:ext cx="1647825" cy="1152525"/>
+                  </a:xfrm>
+                  <a:prstGeom prst="rect">
+                    <a:avLst/>
+                  </a:prstGeom>
+                  <a:ln/>
+                </pic:spPr>
+              </pic:pic>
+            </a:graphicData>
+          </a:graphic>
+        </wp:inline>
+      </w:drawing>
+    </w:r>
+  </w:p>
+</w:hdr>
+</file>
 
 <file path=word/numbering.xml><?xml version="1.0" encoding="utf-8"?>
 <w:numbering xmlns:wpc="http://schemas.microsoft.com/office/word/2010/wordprocessingCanvas" xmlns:cx="http://schemas.microsoft.com/office/drawing/2014/chartex" xmlns:cx1="http://schemas.microsoft.com/office/drawing/2015/9/8/chartex" xmlns:cx2="http://schemas.microsoft.com/office/drawing/2015/10/21/chartex" xmlns:cx3="http://schemas.microsoft.com/office/drawing/2016/5/9/chartex" xmlns:cx4="http://schemas.microsoft.com/office/drawing/2016/5/10/chartex" xmlns:cx5="http://schemas.microsoft.com/office/drawing/2016/5/11/chartex" xmlns:cx6="http://schemas.microsoft.com/office/drawing/2016/5/12/chartex" xmlns:cx7="http://schemas.microsoft.com/office/drawing/2016/5/13/chartex" xmlns:cx8="http://schemas.microsoft.com/office/drawing/2016/5/14/chartex" xmlns:mc="http://schemas.openxmlformats.org/markup-compatibility/2006" xmlns:aink="http://schemas.microsoft.com/office/drawing/2016/ink" xmlns:am3d="http://schemas.microsoft.com/office/drawing/2017/model3d" xmlns:o="urn:schemas-microsoft-com:office:office" xmlns:oel="http://schemas.microsoft.com/office/2019/extlst" xmlns:r="http://schemas.openxmlformats.org/officeDocument/2006/relationships" xmlns:m="http://schemas.openxmlformats.org/officeDocument/2006/math" xmlns:v="urn:schemas-microsoft-com:vml" xmlns:wp14="http://schemas.microsoft.com/office/word/2010/wordprocessingDrawing" xmlns:wp="http://schemas.openxmlformats.org/drawingml/2006/wordprocessingDrawing" xmlns:w10="urn:schemas-microsoft-com:office:word" xmlns:w="http://schemas.openxmlformats.org/wordprocessingml/2006/main" xmlns:w14="http://schemas.microsoft.com/office/word/2010/wordml" xmlns:w15="http://schemas.microsoft.com/office/word/2012/wordml" xmlns:w16cex="http://schemas.microsoft.com/office/word/2018/wordml/cex" xmlns:w16cid="http://schemas.microsoft.com/office/word/2016/wordml/cid" xmlns:w16="http://schemas.microsoft.com/office/word/2018/wordml" xmlns:w16du="http://schemas.microsoft.com/office/word/2023/wordml/word16du" xmlns:w16sdtdh="http://schemas.microsoft.com/office/word/2020/wordml/sdtdatahash" xmlns:w16sdtfl="http://schemas.microsoft.com/office/word/2024/wordml/sdtformatlock" xmlns:w16se="http://schemas.microsoft.com/office/word/2015/wordml/symex" xmlns:wpg="http://schemas.microsoft.com/office/word/2010/wordprocessingGroup" xmlns:wpi="http://schemas.microsoft.com/office/word/2010/wordprocessingInk" xmlns:wne="http://schemas.microsoft.com/office/word/2006/wordml" xmlns:wps="http://schemas.microsoft.com/office/word/2010/wordprocessingShape" mc:Ignorable="w14 w15 w16se w16cid w16 w16cex w16sdtdh w16sdtfl w16du wp14">
